--- a/第五週(10-08)/自動駕駛原理_第五週_課程講義.docx
+++ b/第五週(10-08)/自動駕駛原理_第五週_課程講義.docx
@@ -608,7 +608,7 @@
                 <w:sz w:val="18"/>
                 <w:szCs w:val="18"/>
               </w:rPr>
-              <w:t xml:space="preserve">讀真的規格表；知道哪一行在騙你</w:t>
+              <w:t xml:space="preserve">讀真的規格表；把每個數字背後的條件讀出來</w:t>
             </w:r>
           </w:p>
         </w:tc>
@@ -644,6 +644,125 @@
         <w:t xml:space="preserve">今天要記住的一句話：規格表上的數字，沒有條件就沒有意義。</w:t>
       </w:r>
     </w:p>
+    <w:tbl>
+      <w:tblPr>
+        <w:tblW w:type="dxa" w:w="9360"/>
+        <w:tblBorders>
+          <w:top w:val="single" w:color="A8B2BA" w:sz="6"/>
+          <w:left w:val="none"/>
+          <w:bottom w:val="single" w:color="A8B2BA" w:sz="6"/>
+          <w:right w:val="none"/>
+          <w:insideH w:val="none"/>
+          <w:insideV w:val="none"/>
+        </w:tblBorders>
+      </w:tblPr>
+      <w:tblGrid>
+        <w:gridCol w:w="9360"/>
+      </w:tblGrid>
+      <w:tr>
+        <w:trPr>
+          <w:cantSplit/>
+        </w:trPr>
+        <w:tc>
+          <w:tcPr>
+            <w:tcW w:type="dxa" w:w="9360"/>
+            <w:shd w:fill="F6F8F9" w:color="auto" w:val="clear"/>
+            <w:tcMar>
+              <w:top w:type="dxa" w:w="140"/>
+              <w:left w:type="dxa" w:w="200"/>
+              <w:bottom w:type="dxa" w:w="140"/>
+              <w:right w:type="dxa" w:w="180"/>
+            </w:tcMar>
+          </w:tcPr>
+          <w:p>
+            <w:pPr>
+              <w:spacing w:after="90" w:line="300"/>
+            </w:pPr>
+            <w:r>
+              <w:rPr>
+                <w:rFonts w:ascii="微軟正黑體" w:cs="微軟正黑體" w:eastAsia="微軟正黑體" w:hAnsi="微軟正黑體"/>
+                <w:b/>
+                <w:bCs/>
+                <w:color w:val="24405C"/>
+                <w:sz w:val="20"/>
+                <w:szCs w:val="20"/>
+              </w:rPr>
+              <w:t xml:space="preserve">規格表會騙人嗎？</w:t>
+            </w:r>
+          </w:p>
+          <w:p>
+            <w:pPr>
+              <w:spacing w:after="80" w:line="310"/>
+            </w:pPr>
+            <w:r>
+              <w:rPr>
+                <w:rFonts w:ascii="微軟正黑體" w:cs="微軟正黑體" w:eastAsia="微軟正黑體" w:hAnsi="微軟正黑體"/>
+                <w:color w:val="1B1B1B"/>
+                <w:sz w:val="20"/>
+                <w:szCs w:val="20"/>
+              </w:rPr>
+              <w:t xml:space="preserve">不會。這一週看的三份都是真的廠商文件，上面每一行都是真的。問題出在三個地方。</w:t>
+            </w:r>
+          </w:p>
+          <w:p>
+            <w:pPr>
+              <w:spacing w:after="80" w:line="310"/>
+            </w:pPr>
+            <w:r>
+              <w:rPr>
+                <w:rFonts w:ascii="微軟正黑體" w:cs="微軟正黑體" w:eastAsia="微軟正黑體" w:hAnsi="微軟正黑體"/>
+                <w:color w:val="1B1B1B"/>
+                <w:sz w:val="20"/>
+                <w:szCs w:val="20"/>
+              </w:rPr>
+              <w:t xml:space="preserve">一、廠商在型錄封面上只挑好看的那個數字印。OS1 的測距有 170 和 90 兩個，廣告會寫 170——那不是假的，只是沒告訴你它是對白色的東西量的。</w:t>
+            </w:r>
+          </w:p>
+          <w:p>
+            <w:pPr>
+              <w:spacing w:after="80" w:line="310"/>
+            </w:pPr>
+            <w:r>
+              <w:rPr>
+                <w:rFonts w:ascii="微軟正黑體" w:cs="微軟正黑體" w:eastAsia="微軟正黑體" w:hAnsi="微軟正黑體"/>
+                <w:color w:val="1B1B1B"/>
+                <w:sz w:val="20"/>
+                <w:szCs w:val="20"/>
+              </w:rPr>
+              <w:t xml:space="preserve">二、轉手的賣家把條件抄掉了。網拍上的模組常常只剩一句「測距 200 公尺」，後面那串條件不見了。這種時候那個數字不是假的，是沒有意義。</w:t>
+            </w:r>
+          </w:p>
+          <w:p>
+            <w:pPr>
+              <w:spacing w:after="80" w:line="310"/>
+            </w:pPr>
+            <w:r>
+              <w:rPr>
+                <w:rFonts w:ascii="微軟正黑體" w:cs="微軟正黑體" w:eastAsia="微軟正黑體" w:hAnsi="微軟正黑體"/>
+                <w:color w:val="1B1B1B"/>
+                <w:sz w:val="20"/>
+                <w:szCs w:val="20"/>
+              </w:rPr>
+              <w:t xml:space="preserve">三、最常見的一種：我們自己讀漏。看到「每秒 262 萬點」就以為它看得比較清楚，看到 32 / 64 / 128 就以為可以自己切。那不是廠商的問題。</w:t>
+            </w:r>
+          </w:p>
+          <w:p>
+            <w:pPr>
+              <w:spacing w:after="0" w:line="310"/>
+            </w:pPr>
+            <w:r>
+              <w:rPr>
+                <w:rFonts w:ascii="微軟正黑體" w:cs="微軟正黑體" w:eastAsia="微軟正黑體" w:hAnsi="微軟正黑體"/>
+                <w:color w:val="1B1B1B"/>
+                <w:sz w:val="20"/>
+                <w:szCs w:val="20"/>
+              </w:rPr>
+              <w:t xml:space="preserve">反過來說：OS1 把 170 和 90 兩個都印出來，還把四個條件寫滿——願不願意把比較難看的那個也印上去，其實看得出一家廠商老不老實。</w:t>
+            </w:r>
+          </w:p>
+        </w:tc>
+      </w:tr>
+    </w:tbl>
     <w:p>
       <w:pPr>
         <w:pStyle w:val="Heading2"/>
@@ -4037,7 +4156,7 @@
           <w:sz w:val="22"/>
           <w:szCs w:val="22"/>
         </w:rPr>
-        <w:t xml:space="preserve">人的眼睛大概可以處理 120 dB，也就是一百萬倍。AR0233AT 的規格表上寫 140 dB 以上——照那條規則，比人眼還多十倍的餘裕。所以看到規格表上寫 120 dB 和寫 140 dB，那不是差百分之十七，是差十倍。這一行是最容易被數字騙的一行。</w:t>
+        <w:t xml:space="preserve">人的眼睛大概可以處理 120 dB，也就是一百萬倍。AR0233AT 的規格表上寫 140 dB 以上——照那條規則，比人眼還多十倍的餘裕。所以看到規格表上寫 120 dB 和寫 140 dB，那不是差百分之十七，是差十倍。這一行是最容易被數字誤導的一行。</w:t>
       </w:r>
     </w:p>
     <w:p>

--- a/第五週(10-08)/自動駕駛原理_第五週_課程講義.docx
+++ b/第五週(10-08)/自動駕駛原理_第五週_課程講義.docx
@@ -2269,6 +2269,22 @@
     </w:p>
     <w:p>
       <w:pPr>
+        <w:widowControl/>
+        <w:spacing w:after="100" w:before="0" w:line="312"/>
+        <w:ind w:left="0" w:firstLine="0"/>
+      </w:pPr>
+      <w:r>
+        <w:rPr>
+          <w:rFonts w:ascii="微軟正黑體" w:cs="微軟正黑體" w:eastAsia="微軟正黑體" w:hAnsi="微軟正黑體"/>
+          <w:color w:val="1B1B1B"/>
+          <w:sz w:val="22"/>
+          <w:szCs w:val="22"/>
+        </w:rPr>
+        <w:t xml:space="preserve">水平那一條為什麼不減一？因為轉一圈是個圓，最後一個點繞回第一個點，1024 個點剛好分出 1024 個間隔。垂直那一條是一條線段，兩端都是線束，所以 64 條線之間只有 63 個間隔——像 64 根柵欄柱之間只有 63 片柵欄。</w:t>
+      </w:r>
+    </w:p>
+    <w:p>
+      <w:pPr>
         <w:spacing w:after="150" w:before="130" w:line="320"/>
         <w:jc w:val="center"/>
       </w:pPr>
@@ -2512,7 +2528,7 @@
                 <w:sz w:val="18"/>
                 <w:szCs w:val="18"/>
               </w:rPr>
-              <w:t xml:space="preserve">42.4 ÷ 63 ＝ 0.673°</w:t>
+              <w:t xml:space="preserve">42.4 ÷ (64 − 1) ＝ 0.673°</w:t>
             </w:r>
           </w:p>
         </w:tc>
@@ -9445,7 +9461,7 @@
           <w:sz w:val="22"/>
           <w:szCs w:val="22"/>
         </w:rPr>
-        <w:t xml:space="preserve">① 360 ÷ 1024 ＝ 0.352°（水平），42.4 ÷ 63 ＝ 0.673°（垂直）。② 機車張角：橫 1.15°、縱 2.29°。③ 1.15 ÷ 0.352 ＝ 3（捨去），2.29 ÷ 0.673 ＝ 3，3 × 3 ＝ 9。</w:t>
+        <w:t xml:space="preserve">① 360 ÷ 1024 ＝ 0.352°（水平），42.4 ÷ (64 − 1) ＝ 0.673°（垂直）。② 機車張角：橫 1.15°、縱 2.29°。③ 1.15 ÷ 0.352 ＝ 3（捨去），2.29 ÷ 0.673 ＝ 3，3 × 3 ＝ 9。</w:t>
       </w:r>
     </w:p>
     <w:p>

--- a/第五週(10-08)/自動駕駛原理_第五週_課程講義.docx
+++ b/第五週(10-08)/自動駕駛原理_第五週_課程講義.docx
@@ -2317,6 +2317,111 @@
         <w:t xml:space="preserve">第三步　目標上的點數 ＝ ⌊目標張角 ÷ 角解析度⌋，橫向 × 縱向　　目標張角 ＝ 2 × atan(半邊尺寸 ÷ 距離)</w:t>
       </w:r>
     </w:p>
+    <w:tbl>
+      <w:tblPr>
+        <w:tblW w:type="dxa" w:w="9360"/>
+        <w:tblBorders>
+          <w:top w:val="single" w:color="A8B2BA" w:sz="6"/>
+          <w:left w:val="none"/>
+          <w:bottom w:val="single" w:color="A8B2BA" w:sz="6"/>
+          <w:right w:val="none"/>
+          <w:insideH w:val="none"/>
+          <w:insideV w:val="none"/>
+        </w:tblBorders>
+      </w:tblPr>
+      <w:tblGrid>
+        <w:gridCol w:w="9360"/>
+      </w:tblGrid>
+      <w:tr>
+        <w:trPr>
+          <w:cantSplit/>
+        </w:trPr>
+        <w:tc>
+          <w:tcPr>
+            <w:tcW w:type="dxa" w:w="9360"/>
+            <w:shd w:fill="F6F8F9" w:color="auto" w:val="clear"/>
+            <w:tcMar>
+              <w:top w:type="dxa" w:w="140"/>
+              <w:left w:type="dxa" w:w="200"/>
+              <w:bottom w:type="dxa" w:w="140"/>
+              <w:right w:type="dxa" w:w="180"/>
+            </w:tcMar>
+          </w:tcPr>
+          <w:p>
+            <w:pPr>
+              <w:spacing w:after="90" w:line="300"/>
+            </w:pPr>
+            <w:r>
+              <w:rPr>
+                <w:rFonts w:ascii="微軟正黑體" w:cs="微軟正黑體" w:eastAsia="微軟正黑體" w:hAnsi="微軟正黑體"/>
+                <w:b/>
+                <w:bCs/>
+                <w:color w:val="24405C"/>
+                <w:sz w:val="20"/>
+                <w:szCs w:val="20"/>
+              </w:rPr>
+              <w:t xml:space="preserve">tan 和 atan 不是同一個</w:t>
+            </w:r>
+          </w:p>
+          <w:p>
+            <w:pPr>
+              <w:spacing w:after="80" w:line="310"/>
+            </w:pPr>
+            <w:r>
+              <w:rPr>
+                <w:rFonts w:ascii="微軟正黑體" w:cs="微軟正黑體" w:eastAsia="微軟正黑體" w:hAnsi="微軟正黑體"/>
+                <w:color w:val="1B1B1B"/>
+                <w:sz w:val="20"/>
+                <w:szCs w:val="20"/>
+              </w:rPr>
+              <w:t xml:space="preserve">atan 是反正切，數學課本寫 arctan 或 tan⁻¹，計算機上按 shift 再按 tan 就是它。它和 tan 剛好相反：</w:t>
+            </w:r>
+          </w:p>
+          <w:p>
+            <w:pPr>
+              <w:spacing w:after="80" w:line="310"/>
+            </w:pPr>
+            <w:r>
+              <w:rPr>
+                <w:rFonts w:ascii="微軟正黑體" w:cs="微軟正黑體" w:eastAsia="微軟正黑體" w:hAnsi="微軟正黑體"/>
+                <w:color w:val="1B1B1B"/>
+                <w:sz w:val="20"/>
+                <w:szCs w:val="20"/>
+              </w:rPr>
+              <w:t xml:space="preserve">tan(角度) → 比值。知道角度 0.352°，想知道 40 公尺外張開幾公尺，用 tan。</w:t>
+            </w:r>
+          </w:p>
+          <w:p>
+            <w:pPr>
+              <w:spacing w:after="80" w:line="310"/>
+            </w:pPr>
+            <w:r>
+              <w:rPr>
+                <w:rFonts w:ascii="微軟正黑體" w:cs="微軟正黑體" w:eastAsia="微軟正黑體" w:hAnsi="微軟正黑體"/>
+                <w:color w:val="1B1B1B"/>
+                <w:sz w:val="20"/>
+                <w:szCs w:val="20"/>
+              </w:rPr>
+              <w:t xml:space="preserve">atan(比值) → 角度。知道機車半邊 0.4 公尺、距離 40 公尺，想知道它張開幾度，用 atan。</w:t>
+            </w:r>
+          </w:p>
+          <w:p>
+            <w:pPr>
+              <w:spacing w:after="0" w:line="310"/>
+            </w:pPr>
+            <w:r>
+              <w:rPr>
+                <w:rFonts w:ascii="微軟正黑體" w:cs="微軟正黑體" w:eastAsia="微軟正黑體" w:hAnsi="微軟正黑體"/>
+                <w:color w:val="1B1B1B"/>
+                <w:sz w:val="20"/>
+                <w:szCs w:val="20"/>
+              </w:rPr>
+              <w:t xml:space="preserve">按計算機的時候記得切到「度」（DEG）。程式裡（本課的工具用 JavaScript 的 Math.atan）算出來是弧度，要乘 180 ÷ π 才會變成度。</w:t>
+            </w:r>
+          </w:p>
+        </w:tc>
+      </w:tr>
+    </w:tbl>
     <w:p>
       <w:pPr>
         <w:widowControl/>

--- a/第五週(10-08)/自動駕駛原理_第五週_課程講義.docx
+++ b/第五週(10-08)/自動駕駛原理_第五週_課程講義.docx
@@ -4123,7 +4123,23 @@
           <w:sz w:val="22"/>
           <w:szCs w:val="22"/>
         </w:rPr>
-        <w:t xml:space="preserve">AR0233AT 的產品頁寫的是 electronic rolling shutter。補救方式是讀得很快——一秒六十張，讀一張約十六毫秒，扭曲就小一些。所以「更新率 60 fps」這一行除了講即時性，其實也在講扭曲有多嚴重。</w:t>
+        <w:t xml:space="preserve">AR0233AT 的產品頁寫的是 electronic rolling shutter。補救方式是讀得快一點。一秒六十張，等於整張一定要在十六點七毫秒之內讀完——比一秒三十張的三十三毫秒少掉一半，同一台車經過，歪掉的程度也差不多少一半。所以「更新率 60 fps」這一行除了講即時性，也順便給了扭曲的上限：fps 愈高，從第一列到最後一列的時間差一定愈短。</w:t>
+      </w:r>
+    </w:p>
+    <w:p>
+      <w:pPr>
+        <w:widowControl/>
+        <w:spacing w:after="100" w:before="0" w:line="312"/>
+        <w:ind w:left="0" w:firstLine="0"/>
+      </w:pPr>
+      <w:r>
+        <w:rPr>
+          <w:rFonts w:ascii="微軟正黑體" w:cs="微軟正黑體" w:eastAsia="微軟正黑體" w:hAnsi="微軟正黑體"/>
+          <w:color w:val="1B1B1B"/>
+          <w:sz w:val="22"/>
+          <w:szCs w:val="22"/>
+        </w:rPr>
+        <w:t xml:space="preserve">要講精確一點：真正決定扭曲的是「整張讀完要多久」（readout time），fps 給的是它的「上限」——一秒六十張，讀完不可能超過十六點七毫秒，但也可能只花五毫秒、剩下的時間在等。有些規格書會另外印 line time 或 readout time，那一行才是直接的答案；沒印的時候，用 fps 當上限估。</w:t>
       </w:r>
     </w:p>
     <w:p>

--- a/第五週(10-08)/自動駕駛原理_第五週_課程講義.docx
+++ b/第五週(10-08)/自動駕駛原理_第五週_課程講義.docx
@@ -3898,9 +3898,100 @@
           <w:sz w:val="23"/>
           <w:szCs w:val="23"/>
         </w:rPr>
-        <w:t xml:space="preserve">視野 ＝ 2 × atan(感光元件寬度 ÷ 2 ÷ 焦距)　　感光元件寬度 ＝ 像素數 × 像素大小</w:t>
-      </w:r>
-    </w:p>
+        <w:t xml:space="preserve">水平視野 ＝ 2 × atan(感光元件寬度 ÷ 2 ÷ 焦距)　　感光元件寬度 ＝ 水平像素數 × 像素大小</w:t>
+      </w:r>
+    </w:p>
+    <w:tbl>
+      <w:tblPr>
+        <w:tblW w:type="dxa" w:w="9360"/>
+        <w:tblBorders>
+          <w:top w:val="single" w:color="A8B2BA" w:sz="6"/>
+          <w:left w:val="none"/>
+          <w:bottom w:val="single" w:color="A8B2BA" w:sz="6"/>
+          <w:right w:val="none"/>
+          <w:insideH w:val="none"/>
+          <w:insideV w:val="none"/>
+        </w:tblBorders>
+      </w:tblPr>
+      <w:tblGrid>
+        <w:gridCol w:w="9360"/>
+      </w:tblGrid>
+      <w:tr>
+        <w:trPr>
+          <w:cantSplit/>
+        </w:trPr>
+        <w:tc>
+          <w:tcPr>
+            <w:tcW w:type="dxa" w:w="9360"/>
+            <w:shd w:fill="F6F8F9" w:color="auto" w:val="clear"/>
+            <w:tcMar>
+              <w:top w:type="dxa" w:w="140"/>
+              <w:left w:type="dxa" w:w="200"/>
+              <w:bottom w:type="dxa" w:w="140"/>
+              <w:right w:type="dxa" w:w="180"/>
+            </w:tcMar>
+          </w:tcPr>
+          <w:p>
+            <w:pPr>
+              <w:spacing w:after="90" w:line="300"/>
+            </w:pPr>
+            <w:r>
+              <w:rPr>
+                <w:rFonts w:ascii="微軟正黑體" w:cs="微軟正黑體" w:eastAsia="微軟正黑體" w:hAnsi="微軟正黑體"/>
+                <w:b/>
+                <w:bCs/>
+                <w:color w:val="24405C"/>
+                <w:sz w:val="20"/>
+                <w:szCs w:val="20"/>
+              </w:rPr>
+              <w:t xml:space="preserve">用這條公式的三個前提</w:t>
+            </w:r>
+          </w:p>
+          <w:p>
+            <w:pPr>
+              <w:spacing w:after="80" w:line="310"/>
+            </w:pPr>
+            <w:r>
+              <w:rPr>
+                <w:rFonts w:ascii="微軟正黑體" w:cs="微軟正黑體" w:eastAsia="微軟正黑體" w:hAnsi="微軟正黑體"/>
+                <w:color w:val="1B1B1B"/>
+                <w:sz w:val="20"/>
+                <w:szCs w:val="20"/>
+              </w:rPr>
+              <w:t xml:space="preserve">一、寬度代進去算出來的是水平視野；把高度代進去（1280 × 3 微米 ＝ 3.84 公釐）算出來的是垂直視野，8 公釐鏡頭是 27 度。對角線要用對角長 7.24 公釐，得到 48.7 度。三個數字都對，但講的不是同一件事——規格書寫「視野 90 度」的時候，要先問是哪一個。</w:t>
+            </w:r>
+          </w:p>
+          <w:p>
+            <w:pPr>
+              <w:spacing w:after="80" w:line="310"/>
+            </w:pPr>
+            <w:r>
+              <w:rPr>
+                <w:rFonts w:ascii="微軟正黑體" w:cs="微軟正黑體" w:eastAsia="微軟正黑體" w:hAnsi="微軟正黑體"/>
+                <w:color w:val="1B1B1B"/>
+                <w:sz w:val="20"/>
+                <w:szCs w:val="20"/>
+              </w:rPr>
+              <w:t xml:space="preserve">二、這條公式假設鏡頭是直線成像（rectilinear），也就是直的東西拍出來還是直的。真正的超廣角和魚眼鏡頭不照這條走，它們的視野比這條算出來的大得多——同樣 3.6 公釐，直線成像算出 81 度，等距魚眼會到 98 度。所以廣角鏡頭要看鏡頭廠自己標的視野，不要用這條硬算。</w:t>
+            </w:r>
+          </w:p>
+          <w:p>
+            <w:pPr>
+              <w:spacing w:after="0" w:line="310"/>
+            </w:pPr>
+            <w:r>
+              <w:rPr>
+                <w:rFonts w:ascii="微軟正黑體" w:cs="微軟正黑體" w:eastAsia="微軟正黑體" w:hAnsi="微軟正黑體"/>
+                <w:color w:val="1B1B1B"/>
+                <w:sz w:val="20"/>
+                <w:szCs w:val="20"/>
+              </w:rPr>
+              <w:t xml:space="preserve">三、感光元件寬度一定要用「像素數 × 像素大小」算。不要拿規格表上的 Optical Format「1/2.5 吋」去換算——那是沿用早年攝像管的慣例，1/2.5 吋既不是 2.5 公釐，也不是感光元件的寬度。</w:t>
+            </w:r>
+          </w:p>
+        </w:tc>
+      </w:tr>
+    </w:tbl>
     <w:p>
       <w:pPr>
         <w:widowControl/>
@@ -3914,7 +4005,7 @@
           <w:sz w:val="22"/>
           <w:szCs w:val="22"/>
         </w:rPr>
-        <w:t xml:space="preserve">AR0233AT 是 2048 × 1280 像素、每個像素 3.0 微米，所以感光元件寬 6.14 公釐。配 8 公釐鏡頭：視野 42°，每個像素 0.0205°。四十公尺外那台寬 0.8 公尺的機車，張角 1.15°，除下來只剩五十六個像素寬。換成 3.6 公釐的廣角鏡頭，視野變成 81°，同一台機車只剩二十九個像素。</w:t>
+        <w:t xml:space="preserve">AR0233AT 是 2048 × 1280 像素、每個像素 3.0 微米，所以感光元件寬 6.144 公釐。配 8 公釐鏡頭：水平視野 42.0°，每個像素 0.0205°。四十公尺外那台寬 0.8 公尺的機車，張角 1.15°，除下來只剩五十六個像素寬。換成 3.6 公釐的鏡頭，水平視野變成 81.0°，同一台機車只剩二十九個像素。</w:t>
       </w:r>
     </w:p>
     <w:tbl>

--- a/第五週(10-08)/自動駕駛原理_第五週_課程講義.docx
+++ b/第五週(10-08)/自動駕駛原理_第五週_課程講義.docx
@@ -1024,7 +1024,7 @@
           <w:sz w:val="30"/>
           <w:szCs w:val="30"/>
         </w:rPr>
-        <w:t xml:space="preserve">3.1　規格表的第一頁：先找四個數字</w:t>
+        <w:t xml:space="preserve">3.1　第一層：先找四個數字</w:t>
       </w:r>
     </w:p>
     <w:p>
@@ -4115,7 +4115,7 @@
           <w:sz w:val="30"/>
           <w:szCs w:val="30"/>
         </w:rPr>
-        <w:t xml:space="preserve">3.2　規格表的第二頁：六行很少人讀的字</w:t>
+        <w:t xml:space="preserve">3.2　第二層：六行很少人讀的字</w:t>
       </w:r>
     </w:p>
     <w:p>
@@ -4131,7 +4131,23 @@
           <w:sz w:val="22"/>
           <w:szCs w:val="22"/>
         </w:rPr>
-        <w:t xml:space="preserve">第一頁那四行，所有人都會看。第二頁這六行——相機三行、光達三行——很少人讀，可是它們決定了逆光、進隧道、下雨、晚上會發生什麼事。</w:t>
+        <w:t xml:space="preserve">第一層那四行，所有人都會看。第二層這六行——相機三行、光達三行——很少人讀，可是它們決定了逆光、進隧道、下雨、晚上會發生什麼事。</w:t>
+      </w:r>
+    </w:p>
+    <w:p>
+      <w:pPr>
+        <w:widowControl/>
+        <w:spacing w:after="100" w:before="0" w:line="312"/>
+        <w:ind w:left="0" w:firstLine="0"/>
+      </w:pPr>
+      <w:r>
+        <w:rPr>
+          <w:rFonts w:ascii="微軟正黑體" w:cs="微軟正黑體" w:eastAsia="微軟正黑體" w:hAnsi="微軟正黑體"/>
+          <w:color w:val="1B1B1B"/>
+          <w:sz w:val="22"/>
+          <w:szCs w:val="22"/>
+        </w:rPr>
+        <w:t xml:space="preserve">說明一下：這裡的「第一層、第二層」不是 PDF 的頁碼，是我分的——第一層是大家都會看的那四行，第二層是很少人讀的那六行。這六行在真正的文件上散在好幾頁：OS1 的雷射那一段在官方 PDF 第 2 頁，multi-sensor phase lock 在第 3 頁；AR0233AT 那份只有兩頁，全部擠在第 1 頁。兩份原頁都附在簡報最後一張，可以自己對。</w:t>
       </w:r>
     </w:p>
     <w:p>

--- a/第五週(10-08)/自動駕駛原理_第五週_課程講義.docx
+++ b/第五週(10-08)/自動駕駛原理_第五週_課程講義.docx
@@ -1040,7 +1040,7 @@
           <w:sz w:val="22"/>
           <w:szCs w:val="22"/>
         </w:rPr>
-        <w:t xml:space="preserve">任何一張感測器的規格表，先找這四行。找不到也是一種答案——那本身就告訴你一件事。</w:t>
+        <w:t xml:space="preserve">任何一張感測器的規格表，先找這四行：Field of View、Range、Resolution、Rotation Rate（相機是 Frame Rate）。這四行在 OS1 的原頁上都在同一欄，就是附錄一 A1-2 第 1 頁 OPTICAL PERFORMANCE 那一塊；各位可以一邊讀下面的表，一邊翻到附錄去圈。找不到也是一種答案——那本身就告訴你一件事。</w:t>
       </w:r>
     </w:p>
     <w:tbl>
@@ -4131,7 +4131,7 @@
           <w:sz w:val="22"/>
           <w:szCs w:val="22"/>
         </w:rPr>
-        <w:t xml:space="preserve">第一層那四行，所有人都會看。第二層這六行——相機三行、光達三行——很少人讀，可是它們決定了逆光、進隧道、下雨、晚上會發生什麼事。</w:t>
+        <w:t xml:space="preserve">第一層那四行，所有人都會看。第二層這六行很少人讀，可是它們決定了逆光、進隧道、下雨、晚上會發生什麼事。相機那三行是 Shutter Type、Dynamic Range、LED Flicker Mitigation；光達那三行是 Laser Wavelength、Laser Product Class、# of Returns。</w:t>
       </w:r>
     </w:p>
     <w:p>
@@ -4147,7 +4147,7 @@
           <w:sz w:val="22"/>
           <w:szCs w:val="22"/>
         </w:rPr>
-        <w:t xml:space="preserve">說明一下：這裡的「第一層、第二層」不是 PDF 的頁碼，是我分的——第一層是大家都會看的那四行，第二層是很少人讀的那六行。這六行在真正的文件上散在好幾頁：OS1 的雷射那一段在官方 PDF 第 2 頁，multi-sensor phase lock 在第 3 頁；AR0233AT 那份只有兩頁，全部擠在第 1 頁。兩份原頁都附在簡報最後一張，可以自己對。</w:t>
+        <w:t xml:space="preserve">說明一下：這裡的「第一層、第二層」不是 PDF 的頁碼，是我分的——第一層是大家都會看的那四行，第二層是很少人讀的那六行。這六行在真正的文件上散在好幾頁：OS1 的雷射那一段在官方 PDF 第 2 頁，multi-sensor phase lock 在第 3 頁；AR0233AT 那份只有兩頁，全部擠在第 1 頁。兩份原頁都收在附錄一，可以自己翻去對。</w:t>
       </w:r>
     </w:p>
     <w:p>
@@ -7779,7 +7779,425 @@
           <w:sz w:val="30"/>
           <w:szCs w:val="30"/>
         </w:rPr>
-        <w:t xml:space="preserve">附錄一　三語術語表（第五週新增）</w:t>
+        <w:t xml:space="preserve">附錄一　原廠規格書原頁</w:t>
+      </w:r>
+    </w:p>
+    <w:p>
+      <w:pPr>
+        <w:widowControl/>
+        <w:spacing w:after="100" w:before="0" w:line="312"/>
+        <w:ind w:left="0" w:firstLine="0"/>
+      </w:pPr>
+      <w:r>
+        <w:rPr>
+          <w:rFonts w:ascii="微軟正黑體" w:cs="微軟正黑體" w:eastAsia="微軟正黑體" w:hAnsi="微軟正黑體"/>
+          <w:color w:val="1B1B1B"/>
+          <w:sz w:val="22"/>
+          <w:szCs w:val="22"/>
+        </w:rPr>
+        <w:t xml:space="preserve">下面五頁是官方 PDF 直接轉的圖，沒有裁切也沒有修改。前面正文提到的每一行，都可以在這裡找到原文。讀的時候建議對照：正文講的是「這一行在回答什麼問題」，這裡才是廠商真正印出來的字。</w:t>
+      </w:r>
+    </w:p>
+    <w:p>
+      <w:pPr>
+        <w:pStyle w:val="Heading2"/>
+        <w:keepNext/>
+        <w:spacing w:after="130" w:before="300"/>
+      </w:pPr>
+      <w:r>
+        <w:rPr>
+          <w:rFonts w:ascii="微軟正黑體" w:cs="微軟正黑體" w:eastAsia="微軟正黑體" w:hAnsi="微軟正黑體"/>
+          <w:b/>
+          <w:bCs/>
+          <w:color w:val="24405C"/>
+          <w:sz w:val="24"/>
+          <w:szCs w:val="24"/>
+        </w:rPr>
+        <w:t xml:space="preserve">A1-1　onsemi AR0233AT（全兩頁）</w:t>
+      </w:r>
+    </w:p>
+    <w:p>
+      <w:pPr>
+        <w:widowControl/>
+        <w:spacing w:after="100" w:before="0" w:line="312"/>
+        <w:ind w:left="0" w:firstLine="0"/>
+      </w:pPr>
+      <w:r>
+        <w:rPr>
+          <w:rFonts w:ascii="微軟正黑體" w:cs="微軟正黑體" w:eastAsia="微軟正黑體" w:hAnsi="微軟正黑體"/>
+          <w:color w:val="1B1B1B"/>
+          <w:sz w:val="22"/>
+          <w:szCs w:val="22"/>
+        </w:rPr>
+        <w:t xml:space="preserve">正文 3.1 的「相機沒有視野」、3.2 的 Dynamic Range 與 LED Flicker Mitigation，都出自第 1 頁的 Specifications 那一欄。請注意整份文件上找不到 Shutter Type——那一行要去 onsemi 的產品頁。第 2 頁是封裝尺寸，整頁寫 TBD，因為這是 Product Preview，不是正式規格書。</w:t>
+      </w:r>
+    </w:p>
+    <w:p>
+      <w:pPr>
+        <w:spacing w:after="60" w:before="60"/>
+        <w:jc w:val="center"/>
+      </w:pPr>
+      <w:r>
+        <w:drawing>
+          <wp:inline distT="0" distB="0" distL="0" distR="0">
+            <wp:extent cx="6267450" cy="8115300"/>
+            <wp:effectExtent t="0" r="0" b="0" l="0"/>
+            <wp:docPr id="1" name="" descr="" title=""/>
+            <wp:cNvGraphicFramePr>
+              <a:graphicFrameLocks xmlns:a="http://schemas.openxmlformats.org/drawingml/2006/main" noChangeAspect="1"/>
+            </wp:cNvGraphicFramePr>
+            <a:graphic xmlns:a="http://schemas.openxmlformats.org/drawingml/2006/main">
+              <a:graphicData uri="http://schemas.openxmlformats.org/drawingml/2006/picture">
+                <pic:pic xmlns:pic="http://schemas.openxmlformats.org/drawingml/2006/picture">
+                  <pic:nvPicPr>
+                    <pic:cNvPr id="0" name="" descr=""/>
+                    <pic:cNvPicPr>
+                      <a:picLocks noChangeAspect="1" noChangeArrowheads="1"/>
+                    </pic:cNvPicPr>
+                  </pic:nvPicPr>
+                  <pic:blipFill>
+                    <a:blip r:embed="rId9" cstate="none"/>
+                    <a:srcRect/>
+                    <a:stretch>
+                      <a:fillRect/>
+                    </a:stretch>
+                  </pic:blipFill>
+                  <pic:spPr bwMode="auto">
+                    <a:xfrm>
+                      <a:off x="0" y="0"/>
+                      <a:ext cx="6267450" cy="8115300"/>
+                    </a:xfrm>
+                    <a:prstGeom prst="rect">
+                      <a:avLst/>
+                    </a:prstGeom>
+                  </pic:spPr>
+                </pic:pic>
+              </a:graphicData>
+            </a:graphic>
+          </wp:inline>
+        </w:drawing>
+      </w:r>
+    </w:p>
+    <w:p>
+      <w:pPr>
+        <w:keepNext/>
+        <w:spacing w:after="70" w:before="190"/>
+      </w:pPr>
+      <w:r>
+        <w:rPr>
+          <w:rFonts w:ascii="微軟正黑體" w:cs="微軟正黑體" w:eastAsia="微軟正黑體" w:hAnsi="微軟正黑體"/>
+          <w:b/>
+          <w:bCs/>
+          <w:color w:val="24405C"/>
+          <w:sz w:val="19"/>
+          <w:szCs w:val="19"/>
+        </w:rPr>
+        <w:t xml:space="preserve">AR0233AT Product Preview, Rev. P2, 11/2017，第 1 頁（© onsemi，課堂引用）</w:t>
+      </w:r>
+    </w:p>
+    <w:p>
+      <w:pPr>
+        <w:spacing w:after="60" w:before="60"/>
+        <w:jc w:val="center"/>
+      </w:pPr>
+      <w:r>
+        <w:drawing>
+          <wp:inline distT="0" distB="0" distL="0" distR="0">
+            <wp:extent cx="6267450" cy="8115300"/>
+            <wp:effectExtent t="0" r="0" b="0" l="0"/>
+            <wp:docPr id="1" name="" descr="" title=""/>
+            <wp:cNvGraphicFramePr>
+              <a:graphicFrameLocks xmlns:a="http://schemas.openxmlformats.org/drawingml/2006/main" noChangeAspect="1"/>
+            </wp:cNvGraphicFramePr>
+            <a:graphic xmlns:a="http://schemas.openxmlformats.org/drawingml/2006/main">
+              <a:graphicData uri="http://schemas.openxmlformats.org/drawingml/2006/picture">
+                <pic:pic xmlns:pic="http://schemas.openxmlformats.org/drawingml/2006/picture">
+                  <pic:nvPicPr>
+                    <pic:cNvPr id="0" name="" descr=""/>
+                    <pic:cNvPicPr>
+                      <a:picLocks noChangeAspect="1" noChangeArrowheads="1"/>
+                    </pic:cNvPicPr>
+                  </pic:nvPicPr>
+                  <pic:blipFill>
+                    <a:blip r:embed="rId10" cstate="none"/>
+                    <a:srcRect/>
+                    <a:stretch>
+                      <a:fillRect/>
+                    </a:stretch>
+                  </pic:blipFill>
+                  <pic:spPr bwMode="auto">
+                    <a:xfrm>
+                      <a:off x="0" y="0"/>
+                      <a:ext cx="6267450" cy="8115300"/>
+                    </a:xfrm>
+                    <a:prstGeom prst="rect">
+                      <a:avLst/>
+                    </a:prstGeom>
+                  </pic:spPr>
+                </pic:pic>
+              </a:graphicData>
+            </a:graphic>
+          </wp:inline>
+        </w:drawing>
+      </w:r>
+    </w:p>
+    <w:p>
+      <w:pPr>
+        <w:keepNext/>
+        <w:spacing w:after="70" w:before="190"/>
+      </w:pPr>
+      <w:r>
+        <w:rPr>
+          <w:rFonts w:ascii="微軟正黑體" w:cs="微軟正黑體" w:eastAsia="微軟正黑體" w:hAnsi="微軟正黑體"/>
+          <w:b/>
+          <w:bCs/>
+          <w:color w:val="24405C"/>
+          <w:sz w:val="19"/>
+          <w:szCs w:val="19"/>
+        </w:rPr>
+        <w:t xml:space="preserve">同上，第 2 頁：封裝尺寸整頁 TBD</w:t>
+      </w:r>
+    </w:p>
+    <w:p>
+      <w:pPr>
+        <w:pStyle w:val="Heading2"/>
+        <w:keepNext/>
+        <w:spacing w:after="130" w:before="300"/>
+      </w:pPr>
+      <w:r>
+        <w:rPr>
+          <w:rFonts w:ascii="微軟正黑體" w:cs="微軟正黑體" w:eastAsia="微軟正黑體" w:hAnsi="微軟正黑體"/>
+          <w:b/>
+          <w:bCs/>
+          <w:color w:val="24405C"/>
+          <w:sz w:val="24"/>
+          <w:szCs w:val="24"/>
+        </w:rPr>
+        <w:t xml:space="preserve">A1-2　Ouster OS1（規格那三頁）</w:t>
+      </w:r>
+    </w:p>
+    <w:p>
+      <w:pPr>
+        <w:widowControl/>
+        <w:spacing w:after="100" w:before="0" w:line="312"/>
+        <w:ind w:left="0" w:firstLine="0"/>
+      </w:pPr>
+      <w:r>
+        <w:rPr>
+          <w:rFonts w:ascii="微軟正黑體" w:cs="微軟正黑體" w:eastAsia="微軟正黑體" w:hAnsi="微軟正黑體"/>
+          <w:color w:val="1B1B1B"/>
+          <w:sz w:val="22"/>
+          <w:szCs w:val="22"/>
+        </w:rPr>
+        <w:t xml:space="preserve">正文 3.1 的四個數字與兩個測距條件在第 1 頁；3.2 的 Laser Wavelength、Laser Product Class、Beam Divergence 在第 2 頁的 LASER 那一段；multi-sensor phase lock 在第 3 頁的 Additional Programmability。原始 PDF 共八頁，第 4–8 頁是外觀尺寸、配件與接線圖，和這一週要讀的規格無關，沒有收進來。</w:t>
+      </w:r>
+    </w:p>
+    <w:p>
+      <w:pPr>
+        <w:spacing w:after="60" w:before="60"/>
+        <w:jc w:val="center"/>
+      </w:pPr>
+      <w:r>
+        <w:drawing>
+          <wp:inline distT="0" distB="0" distL="0" distR="0">
+            <wp:extent cx="6267450" cy="8115300"/>
+            <wp:effectExtent t="0" r="0" b="0" l="0"/>
+            <wp:docPr id="1" name="" descr="" title=""/>
+            <wp:cNvGraphicFramePr>
+              <a:graphicFrameLocks xmlns:a="http://schemas.openxmlformats.org/drawingml/2006/main" noChangeAspect="1"/>
+            </wp:cNvGraphicFramePr>
+            <a:graphic xmlns:a="http://schemas.openxmlformats.org/drawingml/2006/main">
+              <a:graphicData uri="http://schemas.openxmlformats.org/drawingml/2006/picture">
+                <pic:pic xmlns:pic="http://schemas.openxmlformats.org/drawingml/2006/picture">
+                  <pic:nvPicPr>
+                    <pic:cNvPr id="0" name="" descr=""/>
+                    <pic:cNvPicPr>
+                      <a:picLocks noChangeAspect="1" noChangeArrowheads="1"/>
+                    </pic:cNvPicPr>
+                  </pic:nvPicPr>
+                  <pic:blipFill>
+                    <a:blip r:embed="rId11" cstate="none"/>
+                    <a:srcRect/>
+                    <a:stretch>
+                      <a:fillRect/>
+                    </a:stretch>
+                  </pic:blipFill>
+                  <pic:spPr bwMode="auto">
+                    <a:xfrm>
+                      <a:off x="0" y="0"/>
+                      <a:ext cx="6267450" cy="8115300"/>
+                    </a:xfrm>
+                    <a:prstGeom prst="rect">
+                      <a:avLst/>
+                    </a:prstGeom>
+                  </pic:spPr>
+                </pic:pic>
+              </a:graphicData>
+            </a:graphic>
+          </wp:inline>
+        </w:drawing>
+      </w:r>
+    </w:p>
+    <w:p>
+      <w:pPr>
+        <w:keepNext/>
+        <w:spacing w:after="70" w:before="190"/>
+      </w:pPr>
+      <w:r>
+        <w:rPr>
+          <w:rFonts w:ascii="微軟正黑體" w:cs="微軟正黑體" w:eastAsia="微軟正黑體" w:hAnsi="微軟正黑體"/>
+          <w:b/>
+          <w:bCs/>
+          <w:color w:val="24405C"/>
+          <w:sz w:val="19"/>
+          <w:szCs w:val="19"/>
+        </w:rPr>
+        <w:t xml:space="preserve">Ouster OS1 datasheet, Rev7 / FW 3.2，第 1 頁：HIGHLIGHTS 與 OPTICAL PERFORMANCE（© Ouster，課堂引用）</w:t>
+      </w:r>
+    </w:p>
+    <w:p>
+      <w:pPr>
+        <w:spacing w:after="60" w:before="60"/>
+        <w:jc w:val="center"/>
+      </w:pPr>
+      <w:r>
+        <w:drawing>
+          <wp:inline distT="0" distB="0" distL="0" distR="0">
+            <wp:extent cx="6267450" cy="8115300"/>
+            <wp:effectExtent t="0" r="0" b="0" l="0"/>
+            <wp:docPr id="1" name="" descr="" title=""/>
+            <wp:cNvGraphicFramePr>
+              <a:graphicFrameLocks xmlns:a="http://schemas.openxmlformats.org/drawingml/2006/main" noChangeAspect="1"/>
+            </wp:cNvGraphicFramePr>
+            <a:graphic xmlns:a="http://schemas.openxmlformats.org/drawingml/2006/main">
+              <a:graphicData uri="http://schemas.openxmlformats.org/drawingml/2006/picture">
+                <pic:pic xmlns:pic="http://schemas.openxmlformats.org/drawingml/2006/picture">
+                  <pic:nvPicPr>
+                    <pic:cNvPr id="0" name="" descr=""/>
+                    <pic:cNvPicPr>
+                      <a:picLocks noChangeAspect="1" noChangeArrowheads="1"/>
+                    </pic:cNvPicPr>
+                  </pic:nvPicPr>
+                  <pic:blipFill>
+                    <a:blip r:embed="rId12" cstate="none"/>
+                    <a:srcRect/>
+                    <a:stretch>
+                      <a:fillRect/>
+                    </a:stretch>
+                  </pic:blipFill>
+                  <pic:spPr bwMode="auto">
+                    <a:xfrm>
+                      <a:off x="0" y="0"/>
+                      <a:ext cx="6267450" cy="8115300"/>
+                    </a:xfrm>
+                    <a:prstGeom prst="rect">
+                      <a:avLst/>
+                    </a:prstGeom>
+                  </pic:spPr>
+                </pic:pic>
+              </a:graphicData>
+            </a:graphic>
+          </wp:inline>
+        </w:drawing>
+      </w:r>
+    </w:p>
+    <w:p>
+      <w:pPr>
+        <w:keepNext/>
+        <w:spacing w:after="70" w:before="190"/>
+      </w:pPr>
+      <w:r>
+        <w:rPr>
+          <w:rFonts w:ascii="微軟正黑體" w:cs="微軟正黑體" w:eastAsia="微軟正黑體" w:hAnsi="微軟正黑體"/>
+          <w:b/>
+          <w:bCs/>
+          <w:color w:val="24405C"/>
+          <w:sz w:val="19"/>
+          <w:szCs w:val="19"/>
+        </w:rPr>
+        <w:t xml:space="preserve">同上，第 2 頁：LASER 那一段在這裡</w:t>
+      </w:r>
+    </w:p>
+    <w:p>
+      <w:pPr>
+        <w:spacing w:after="60" w:before="60"/>
+        <w:jc w:val="center"/>
+      </w:pPr>
+      <w:r>
+        <w:drawing>
+          <wp:inline distT="0" distB="0" distL="0" distR="0">
+            <wp:extent cx="6267450" cy="8115300"/>
+            <wp:effectExtent t="0" r="0" b="0" l="0"/>
+            <wp:docPr id="1" name="" descr="" title=""/>
+            <wp:cNvGraphicFramePr>
+              <a:graphicFrameLocks xmlns:a="http://schemas.openxmlformats.org/drawingml/2006/main" noChangeAspect="1"/>
+            </wp:cNvGraphicFramePr>
+            <a:graphic xmlns:a="http://schemas.openxmlformats.org/drawingml/2006/main">
+              <a:graphicData uri="http://schemas.openxmlformats.org/drawingml/2006/picture">
+                <pic:pic xmlns:pic="http://schemas.openxmlformats.org/drawingml/2006/picture">
+                  <pic:nvPicPr>
+                    <pic:cNvPr id="0" name="" descr=""/>
+                    <pic:cNvPicPr>
+                      <a:picLocks noChangeAspect="1" noChangeArrowheads="1"/>
+                    </pic:cNvPicPr>
+                  </pic:nvPicPr>
+                  <pic:blipFill>
+                    <a:blip r:embed="rId13" cstate="none"/>
+                    <a:srcRect/>
+                    <a:stretch>
+                      <a:fillRect/>
+                    </a:stretch>
+                  </pic:blipFill>
+                  <pic:spPr bwMode="auto">
+                    <a:xfrm>
+                      <a:off x="0" y="0"/>
+                      <a:ext cx="6267450" cy="8115300"/>
+                    </a:xfrm>
+                    <a:prstGeom prst="rect">
+                      <a:avLst/>
+                    </a:prstGeom>
+                  </pic:spPr>
+                </pic:pic>
+              </a:graphicData>
+            </a:graphic>
+          </wp:inline>
+        </w:drawing>
+      </w:r>
+    </w:p>
+    <w:p>
+      <w:pPr>
+        <w:keepNext/>
+        <w:spacing w:after="70" w:before="190"/>
+      </w:pPr>
+      <w:r>
+        <w:rPr>
+          <w:rFonts w:ascii="微軟正黑體" w:cs="微軟正黑體" w:eastAsia="微軟正黑體" w:hAnsi="微軟正黑體"/>
+          <w:b/>
+          <w:bCs/>
+          <w:color w:val="24405C"/>
+          <w:sz w:val="19"/>
+          <w:szCs w:val="19"/>
+        </w:rPr>
+        <w:t xml:space="preserve">同上，第 3 頁：Additional Programmability 在這裡</w:t>
+      </w:r>
+    </w:p>
+    <w:p>
+      <w:pPr>
+        <w:pStyle w:val="Heading1"/>
+        <w:keepNext/>
+        <w:pageBreakBefore/>
+        <w:spacing w:after="240" w:before="160"/>
+      </w:pPr>
+      <w:r>
+        <w:rPr>
+          <w:rFonts w:ascii="微軟正黑體" w:cs="微軟正黑體" w:eastAsia="微軟正黑體" w:hAnsi="微軟正黑體"/>
+          <w:b/>
+          <w:bCs/>
+          <w:color w:val="24405C"/>
+          <w:sz w:val="30"/>
+          <w:szCs w:val="30"/>
+        </w:rPr>
+        <w:t xml:space="preserve">附錄二　三語術語表（第五週新增）</w:t>
       </w:r>
     </w:p>
     <w:tbl>
@@ -9453,7 +9871,7 @@
           <w:sz w:val="30"/>
           <w:szCs w:val="30"/>
         </w:rPr>
-        <w:t xml:space="preserve">附錄二　參考答案</w:t>
+        <w:t xml:space="preserve">附錄三　參考答案</w:t>
       </w:r>
     </w:p>
     <w:p>
@@ -9748,7 +10166,7 @@
           <w:sz w:val="30"/>
           <w:szCs w:val="30"/>
         </w:rPr>
-        <w:t xml:space="preserve">附錄三　參考資料</w:t>
+        <w:t xml:space="preserve">附錄四　參考資料</w:t>
       </w:r>
     </w:p>
     <w:p>
@@ -9768,7 +10186,7 @@
           <w:sz w:val="22"/>
           <w:szCs w:val="22"/>
         </w:rPr>
-        <w:t xml:space="preserve">Ouster OS1 datasheet, hardware Rev7 / firmware 3.2（官方公開 PDF，讀取日 2026-10-02）。第 1–3 頁的原頁附在第 2 節簡報最後一張。</w:t>
+        <w:t xml:space="preserve">Ouster OS1 datasheet, hardware Rev7 / firmware 3.2（官方公開 PDF，讀取日 2026-10-02）。第 1–3 頁的原頁收在附錄一 A1-2。</w:t>
       </w:r>
     </w:p>
     <w:p>
@@ -9788,7 +10206,7 @@
           <w:sz w:val="22"/>
           <w:szCs w:val="22"/>
         </w:rPr>
-        <w:t xml:space="preserve">onsemi AR0233AT Product Preview, Rev. P2, 11/2017（Publication Order Number AR0233AT/D）。原頁附在第 1 節簡報最後一張；快門方式那一行不在這兩頁上，要去 onsemi 的產品頁。</w:t>
+        <w:t xml:space="preserve">onsemi AR0233AT Product Preview, Rev. P2, 11/2017（Publication Order Number AR0233AT/D）。原頁收在附錄一 A1-1；快門方式那一行不在這兩頁上，要去 onsemi 的產品頁。</w:t>
       </w:r>
     </w:p>
     <w:p>

--- a/第五週(10-08)/自動駕駛原理_第五週_課程講義.docx
+++ b/第五週(10-08)/自動駕駛原理_第五週_課程講義.docx
@@ -1937,7 +1937,7 @@
                 <w:sz w:val="18"/>
                 <w:szCs w:val="18"/>
               </w:rPr>
-              <w:t xml:space="preserve">直接寫出來：0.1° × 0.2°</w:t>
+              <w:t xml:space="preserve">直接寫出來，但有條件：遠場 0.1° × 0.2°（10 Hz）</w:t>
             </w:r>
           </w:p>
         </w:tc>
@@ -2137,6 +2137,111 @@
         <w:t xml:space="preserve"/>
       </w:r>
     </w:p>
+    <w:tbl>
+      <w:tblPr>
+        <w:tblW w:type="dxa" w:w="9360"/>
+        <w:tblBorders>
+          <w:top w:val="single" w:color="A8B2BA" w:sz="6"/>
+          <w:left w:val="none"/>
+          <w:bottom w:val="single" w:color="A8B2BA" w:sz="6"/>
+          <w:right w:val="none"/>
+          <w:insideH w:val="none"/>
+          <w:insideV w:val="none"/>
+        </w:tblBorders>
+      </w:tblPr>
+      <w:tblGrid>
+        <w:gridCol w:w="9360"/>
+      </w:tblGrid>
+      <w:tr>
+        <w:trPr>
+          <w:cantSplit/>
+        </w:trPr>
+        <w:tc>
+          <w:tcPr>
+            <w:tcW w:type="dxa" w:w="9360"/>
+            <w:shd w:fill="F6F8F9" w:color="auto" w:val="clear"/>
+            <w:tcMar>
+              <w:top w:type="dxa" w:w="140"/>
+              <w:left w:type="dxa" w:w="200"/>
+              <w:bottom w:type="dxa" w:w="140"/>
+              <w:right w:type="dxa" w:w="180"/>
+            </w:tcMar>
+          </w:tcPr>
+          <w:p>
+            <w:pPr>
+              <w:spacing w:after="90" w:line="300"/>
+            </w:pPr>
+            <w:r>
+              <w:rPr>
+                <w:rFonts w:ascii="微軟正黑體" w:cs="微軟正黑體" w:eastAsia="微軟正黑體" w:hAnsi="微軟正黑體"/>
+                <w:b/>
+                <w:bCs/>
+                <w:color w:val="24405C"/>
+                <w:sz w:val="20"/>
+                <w:szCs w:val="20"/>
+              </w:rPr>
+              <w:t xml:space="preserve">AT128P 那個 0.1° 後面的兩個條件</w:t>
+            </w:r>
+          </w:p>
+          <w:p>
+            <w:pPr>
+              <w:spacing w:after="80" w:line="310"/>
+            </w:pPr>
+            <w:r>
+              <w:rPr>
+                <w:rFonts w:ascii="微軟正黑體" w:cs="微軟正黑體" w:eastAsia="微軟正黑體" w:hAnsi="微軟正黑體"/>
+                <w:color w:val="1B1B1B"/>
+                <w:sz w:val="20"/>
+                <w:szCs w:val="20"/>
+              </w:rPr>
+              <w:t xml:space="preserve">手冊上那一行寫的是 Far-field: 0.1° (10 Hz)。遠場指的是超過 7.2 公尺，近場是 0.5 到 7.2 公尺；兩段的解析度不一樣——遠場左右 0.1°、上下 0.2°，近場左右 0.2°、上下 0.8°。</w:t>
+            </w:r>
+          </w:p>
+          <w:p>
+            <w:pPr>
+              <w:spacing w:after="80" w:line="310"/>
+            </w:pPr>
+            <w:r>
+              <w:rPr>
+                <w:rFonts w:ascii="微軟正黑體" w:cs="微軟正黑體" w:eastAsia="微軟正黑體" w:hAnsi="微軟正黑體"/>
+                <w:color w:val="1B1B1B"/>
+                <w:sz w:val="20"/>
+                <w:szCs w:val="20"/>
+              </w:rPr>
+              <w:t xml:space="preserve">注意方向：近的地方反而比較粗，上下差四倍。因為 128 條通道全部都量遠場，但只有 32 條另外再發一次脈衝量近場——量近場的通道少，點就疏。</w:t>
+            </w:r>
+          </w:p>
+          <w:p>
+            <w:pPr>
+              <w:spacing w:after="80" w:line="310"/>
+            </w:pPr>
+            <w:r>
+              <w:rPr>
+                <w:rFonts w:ascii="微軟正黑體" w:cs="微軟正黑體" w:eastAsia="微軟正黑體" w:hAnsi="微軟正黑體"/>
+                <w:color w:val="1B1B1B"/>
+                <w:sz w:val="20"/>
+                <w:szCs w:val="20"/>
+              </w:rPr>
+              <w:t xml:space="preserve">這是故意的：7.2 公尺以內是保險桿前面那一塊，東西又近又大，不需要那麼細；通道省下來留給遠處，才看得到 150 公尺外那台車。</w:t>
+            </w:r>
+          </w:p>
+          <w:p>
+            <w:pPr>
+              <w:spacing w:after="0" w:line="310"/>
+            </w:pPr>
+            <w:r>
+              <w:rPr>
+                <w:rFonts w:ascii="微軟正黑體" w:cs="微軟正黑體" w:eastAsia="微軟正黑體" w:hAnsi="微軟正黑體"/>
+                <w:color w:val="1B1B1B"/>
+                <w:sz w:val="20"/>
+                <w:szCs w:val="20"/>
+              </w:rPr>
+              <w:t xml:space="preserve">第二個條件是 (10 Hz)：換成 20 Hz，左右就從 0.1° 變 0.2°。本講義後面算 40 公尺和 150 公尺的點數時，用的都是遠場、10 Hz 那一組。</w:t>
+            </w:r>
+          </w:p>
+        </w:tc>
+      </w:tr>
+    </w:tbl>
     <w:p>
       <w:pPr>
         <w:widowControl/>

--- a/第五週(10-08)/自動駕駛原理_第五週_課程講義.docx
+++ b/第五週(10-08)/自動駕駛原理_第五週_課程講義.docx
@@ -2227,7 +2227,7 @@
           </w:p>
           <w:p>
             <w:pPr>
-              <w:spacing w:after="0" w:line="310"/>
+              <w:spacing w:after="80" w:line="310"/>
             </w:pPr>
             <w:r>
               <w:rPr>
@@ -2237,6 +2237,34 @@
                 <w:szCs w:val="20"/>
               </w:rPr>
               <w:t xml:space="preserve">第二個條件是 (10 Hz)：換成 20 Hz，左右就從 0.1° 變 0.2°。本講義後面算 40 公尺和 150 公尺的點數時，用的都是遠場、10 Hz 那一組。</w:t>
+            </w:r>
+          </w:p>
+          <w:p>
+            <w:pPr>
+              <w:spacing w:after="80" w:line="310"/>
+            </w:pPr>
+            <w:r>
+              <w:rPr>
+                <w:rFonts w:ascii="微軟正黑體" w:cs="微軟正黑體" w:eastAsia="微軟正黑體" w:hAnsi="微軟正黑體"/>
+                <w:color w:val="1B1B1B"/>
+                <w:sz w:val="20"/>
+                <w:szCs w:val="20"/>
+              </w:rPr>
+              <w:t xml:space="preserve">那 OS1 呢？沒有分遠近場——它的表上只有一行 Vertical Resolution、一行 Horizontal Resolution，從 0.5 公尺到 90 公尺都是同一個角解析度。差別在架構：OS1 是旋轉式，64 組雷射和接收器裝在會轉的頭上，每一組在每一個角度都發一次，所以所有距離走同一套角度網格。遠近場不是光達的通則，是 AT128 這種設計的產物。</w:t>
+            </w:r>
+          </w:p>
+          <w:p>
+            <w:pPr>
+              <w:spacing w:after="0" w:line="310"/>
+            </w:pPr>
+            <w:r>
+              <w:rPr>
+                <w:rFonts w:ascii="微軟正黑體" w:cs="微軟正黑體" w:eastAsia="微軟正黑體" w:hAnsi="微軟正黑體"/>
+                <w:color w:val="1B1B1B"/>
+                <w:sz w:val="20"/>
+                <w:szCs w:val="20"/>
+              </w:rPr>
+              <w:t xml:space="preserve">不過「近的地方另有規則」每一顆都有：那一行叫 Minimum Range，OS1 預設 0.5 公尺（可設 0.3 或 0），比這個近的點直接不回報。那管的是「量不量得到」，不是「量得多細」，和遠近場是兩件事。</w:t>
             </w:r>
           </w:p>
         </w:tc>

--- a/第五週(10-08)/自動駕駛原理_第五週_課程講義.docx
+++ b/第五週(10-08)/自動駕駛原理_第五週_課程講義.docx
@@ -2209,6 +2209,48 @@
                 <w:szCs w:val="20"/>
               </w:rPr>
               <w:t xml:space="preserve">注意方向：近的地方反而比較粗，上下差四倍。因為 128 條通道全部都量遠場，但只有 32 條另外再發一次脈衝量近場——量近場的通道少，點就疏。</w:t>
+            </w:r>
+          </w:p>
+          <w:p>
+            <w:pPr>
+              <w:spacing w:after="80" w:line="310"/>
+            </w:pPr>
+            <w:r>
+              <w:rPr>
+                <w:rFonts w:ascii="微軟正黑體" w:cs="微軟正黑體" w:eastAsia="微軟正黑體" w:hAnsi="微軟正黑體"/>
+                <w:color w:val="1B1B1B"/>
+                <w:sz w:val="20"/>
+                <w:szCs w:val="20"/>
+              </w:rPr>
+              <w:t xml:space="preserve">是同一批線束兩用，但不是同一次發射。手冊寫得很明白：128 條全部都發遠場的脈衝；那 32 條「near-field-enabled」的通道另外再發一次只量近場的脈衝，而且時間和它自己那次遠場發射錯開。所以近場用的線束是遠場那 128 條裡的一個子集，一條線束一張畫面發兩次。</w:t>
+            </w:r>
+          </w:p>
+          <w:p>
+            <w:pPr>
+              <w:spacing w:after="80" w:line="310"/>
+            </w:pPr>
+            <w:r>
+              <w:rPr>
+                <w:rFonts w:ascii="微軟正黑體" w:cs="微軟正黑體" w:eastAsia="微軟正黑體" w:hAnsi="微軟正黑體"/>
+                <w:color w:val="1B1B1B"/>
+                <w:sz w:val="20"/>
+                <w:szCs w:val="20"/>
+              </w:rPr>
+              <w:t xml:space="preserve">為什麼要分兩次？手冊註①說得到：量測範圍是「由分配給每一條通道的飛行時間決定的」。7.2 公尺來回只要 48 奈秒，260 公尺來回要 1.73 微秒——兩者差了三十幾倍，塞不進同一個時間窗，所以各發各的。</w:t>
+            </w:r>
+          </w:p>
+          <w:p>
+            <w:pPr>
+              <w:spacing w:after="80" w:line="310"/>
+            </w:pPr>
+            <w:r>
+              <w:rPr>
+                <w:rFonts w:ascii="微軟正黑體" w:cs="微軟正黑體" w:eastAsia="微軟正黑體" w:hAnsi="微軟正黑體"/>
+                <w:color w:val="1B1B1B"/>
+                <w:sz w:val="20"/>
+                <w:szCs w:val="20"/>
+              </w:rPr>
+              <w:t xml:space="preserve">數字可以自己對一次：垂直近場 0.8° ÷ 遠場 0.2° ＝ 4 倍，剛好就是 128 條 ÷ 32 條；水平 0.2° ÷ 0.1° ＝ 2 倍，因為近場那一輪的角度密度只有遠場的一半。一條近場通道在一張畫面裡發 1200 次遠場 ＋ 600 次近場。</w:t>
             </w:r>
           </w:p>
           <w:p>

--- a/第五週(10-08)/自動駕駛原理_第五週_課程講義.docx
+++ b/第五週(10-08)/自動駕駛原理_第五週_課程講義.docx
@@ -4027,6 +4027,97 @@
         <w:t xml:space="preserve">相機的規格表上沒有「視野」這一行</w:t>
       </w:r>
     </w:p>
+    <w:tbl>
+      <w:tblPr>
+        <w:tblW w:type="dxa" w:w="9360"/>
+        <w:tblBorders>
+          <w:top w:val="single" w:color="A8B2BA" w:sz="6"/>
+          <w:left w:val="none"/>
+          <w:bottom w:val="single" w:color="A8B2BA" w:sz="6"/>
+          <w:right w:val="none"/>
+          <w:insideH w:val="none"/>
+          <w:insideV w:val="none"/>
+        </w:tblBorders>
+      </w:tblPr>
+      <w:tblGrid>
+        <w:gridCol w:w="9360"/>
+      </w:tblGrid>
+      <w:tr>
+        <w:trPr>
+          <w:cantSplit/>
+        </w:trPr>
+        <w:tc>
+          <w:tcPr>
+            <w:tcW w:type="dxa" w:w="9360"/>
+            <w:shd w:fill="F6F8F9" w:color="auto" w:val="clear"/>
+            <w:tcMar>
+              <w:top w:type="dxa" w:w="140"/>
+              <w:left w:type="dxa" w:w="200"/>
+              <w:bottom w:type="dxa" w:w="140"/>
+              <w:right w:type="dxa" w:w="180"/>
+            </w:tcMar>
+          </w:tcPr>
+          <w:p>
+            <w:pPr>
+              <w:spacing w:after="90" w:line="300"/>
+            </w:pPr>
+            <w:r>
+              <w:rPr>
+                <w:rFonts w:ascii="微軟正黑體" w:cs="微軟正黑體" w:eastAsia="微軟正黑體" w:hAnsi="微軟正黑體"/>
+                <w:b/>
+                <w:bCs/>
+                <w:color w:val="24405C"/>
+                <w:sz w:val="20"/>
+                <w:szCs w:val="20"/>
+              </w:rPr>
+              <w:t xml:space="preserve">onsemi 與 AR0233AT 是什麼</w:t>
+            </w:r>
+          </w:p>
+          <w:p>
+            <w:pPr>
+              <w:spacing w:after="80" w:line="310"/>
+            </w:pPr>
+            <w:r>
+              <w:rPr>
+                <w:rFonts w:ascii="微軟正黑體" w:cs="微軟正黑體" w:eastAsia="微軟正黑體" w:hAnsi="微軟正黑體"/>
+                <w:color w:val="1B1B1B"/>
+                <w:sz w:val="20"/>
+                <w:szCs w:val="20"/>
+              </w:rPr>
+              <w:t xml:space="preserve">onsemi 是一家美國半導體公司，以前叫 ON Semiconductor，2021 年改成現在這個全小寫的寫法。它的影像感測器來自 2014 年併購的 Aptina——所以型號才是 AR 開頭，那是 Aptina 留下來的產品線代號。車用影像感測器這一塊，最常碰到的是 onsemi、Sony、OmniVision 三家。</w:t>
+            </w:r>
+          </w:p>
+          <w:p>
+            <w:pPr>
+              <w:spacing w:after="80" w:line="310"/>
+            </w:pPr>
+            <w:r>
+              <w:rPr>
+                <w:rFonts w:ascii="微軟正黑體" w:cs="微軟正黑體" w:eastAsia="微軟正黑體" w:hAnsi="微軟正黑體"/>
+                <w:color w:val="1B1B1B"/>
+                <w:sz w:val="20"/>
+                <w:szCs w:val="20"/>
+              </w:rPr>
+              <w:t xml:space="preserve">型號結尾的 AT：onsemi 的車規型號習慣用 AT 結尾（AR0233AT、AR0234AT），同一顆晶片的非車規版本會換別的後綴（例如 AR0234CS）。看到 AT 大概就知道它是衝著車用來的。</w:t>
+            </w:r>
+          </w:p>
+          <w:p>
+            <w:pPr>
+              <w:spacing w:after="0" w:line="310"/>
+            </w:pPr>
+            <w:r>
+              <w:rPr>
+                <w:rFonts w:ascii="微軟正黑體" w:cs="微軟正黑體" w:eastAsia="微軟正黑體" w:hAnsi="微軟正黑體"/>
+                <w:color w:val="1B1B1B"/>
+                <w:sz w:val="20"/>
+                <w:szCs w:val="20"/>
+              </w:rPr>
+              <w:t xml:space="preserve">最重要的一句：onsemi 賣的是「晶片」，不是「相機」。它出貨的是一塊方方的感光晶片，鏡頭要你自己配——這就是下面那一題的答案。</w:t>
+            </w:r>
+          </w:p>
+        </w:tc>
+      </w:tr>
+    </w:tbl>
     <w:p>
       <w:pPr>
         <w:widowControl/>

--- a/第五週(10-08)/自動駕駛原理_第五週_課程講義.docx
+++ b/第五週(10-08)/自動駕駛原理_第五週_課程講義.docx
@@ -8061,7 +8061,7 @@
           <w:sz w:val="22"/>
           <w:szCs w:val="22"/>
         </w:rPr>
-        <w:t xml:space="preserve">下面五頁是官方 PDF 直接轉的圖，沒有裁切也沒有修改。前面正文提到的每一行，都可以在這裡找到原文。讀的時候建議對照：正文講的是「這一行在回答什麼問題」，這裡才是廠商真正印出來的字。</w:t>
+        <w:t xml:space="preserve">下面七頁是官方文件直接轉的圖，沒有裁切也沒有修改。三個真型號各一份：相機、光達、固定式光達。前面正文提到的每一行，都可以在這裡找到原文。讀的時候建議對照：正文講的是「這一行在回答什麼問題」，這裡才是廠商真正印出來的字。</w:t>
       </w:r>
     </w:p>
     <w:p>
@@ -8445,6 +8445,166 @@
           <w:szCs w:val="19"/>
         </w:rPr>
         <w:t xml:space="preserve">同上，第 3 頁：Additional Programmability 在這裡</w:t>
+      </w:r>
+    </w:p>
+    <w:p>
+      <w:pPr>
+        <w:pStyle w:val="Heading2"/>
+        <w:keepNext/>
+        <w:spacing w:after="130" w:before="300"/>
+      </w:pPr>
+      <w:r>
+        <w:rPr>
+          <w:rFonts w:ascii="微軟正黑體" w:cs="微軟正黑體" w:eastAsia="微軟正黑體" w:hAnsi="微軟正黑體"/>
+          <w:b/>
+          <w:bCs/>
+          <w:color w:val="24405C"/>
+          <w:sz w:val="24"/>
+          <w:szCs w:val="24"/>
+        </w:rPr>
+        <w:t xml:space="preserve">A1-3　Hesai AT128P（規格那兩頁）</w:t>
+      </w:r>
+    </w:p>
+    <w:p>
+      <w:pPr>
+        <w:widowControl/>
+        <w:spacing w:after="100" w:before="0" w:line="312"/>
+        <w:ind w:left="0" w:firstLine="0"/>
+      </w:pPr>
+      <w:r>
+        <w:rPr>
+          <w:rFonts w:ascii="微軟正黑體" w:cs="微軟正黑體" w:eastAsia="微軟正黑體" w:hAnsi="微軟正黑體"/>
+          <w:color w:val="1B1B1B"/>
+          <w:sz w:val="22"/>
+          <w:szCs w:val="22"/>
+        </w:rPr>
+        <w:t xml:space="preserve">正文 3.1 比較兩種光達時用到的 Number of channels、Horizontal／Vertical FOV，以及那個有兩個條件的角解析度，都在第 13 頁的 §1.5 Specifications。第 15 頁是同一節的註解：註②就是遠近場的定義（遠場 &gt;7.2 公尺、近場 0.5–7.2 公尺），註①說量測範圍由分配給每一條通道的飛行時間決定，註⑥把每秒點數怎麼算整個列出來（1200 × 128 × 10 ＝ 1,536,000）。這份是使用手冊，不是 datasheet——同一家公司，兩種文件，格式完全不一樣。</w:t>
+      </w:r>
+    </w:p>
+    <w:p>
+      <w:pPr>
+        <w:spacing w:after="60" w:before="60"/>
+        <w:jc w:val="center"/>
+      </w:pPr>
+      <w:r>
+        <w:drawing>
+          <wp:inline distT="0" distB="0" distL="0" distR="0">
+            <wp:extent cx="6267450" cy="4429125"/>
+            <wp:effectExtent t="0" r="0" b="0" l="0"/>
+            <wp:docPr id="1" name="" descr="" title=""/>
+            <wp:cNvGraphicFramePr>
+              <a:graphicFrameLocks xmlns:a="http://schemas.openxmlformats.org/drawingml/2006/main" noChangeAspect="1"/>
+            </wp:cNvGraphicFramePr>
+            <a:graphic xmlns:a="http://schemas.openxmlformats.org/drawingml/2006/main">
+              <a:graphicData uri="http://schemas.openxmlformats.org/drawingml/2006/picture">
+                <pic:pic xmlns:pic="http://schemas.openxmlformats.org/drawingml/2006/picture">
+                  <pic:nvPicPr>
+                    <pic:cNvPr id="0" name="" descr=""/>
+                    <pic:cNvPicPr>
+                      <a:picLocks noChangeAspect="1" noChangeArrowheads="1"/>
+                    </pic:cNvPicPr>
+                  </pic:nvPicPr>
+                  <pic:blipFill>
+                    <a:blip r:embed="rId14" cstate="none"/>
+                    <a:srcRect/>
+                    <a:stretch>
+                      <a:fillRect/>
+                    </a:stretch>
+                  </pic:blipFill>
+                  <pic:spPr bwMode="auto">
+                    <a:xfrm>
+                      <a:off x="0" y="0"/>
+                      <a:ext cx="6267450" cy="4429125"/>
+                    </a:xfrm>
+                    <a:prstGeom prst="rect">
+                      <a:avLst/>
+                    </a:prstGeom>
+                  </pic:spPr>
+                </pic:pic>
+              </a:graphicData>
+            </a:graphic>
+          </wp:inline>
+        </w:drawing>
+      </w:r>
+    </w:p>
+    <w:p>
+      <w:pPr>
+        <w:keepNext/>
+        <w:spacing w:after="70" w:before="190"/>
+      </w:pPr>
+      <w:r>
+        <w:rPr>
+          <w:rFonts w:ascii="微軟正黑體" w:cs="微軟正黑體" w:eastAsia="微軟正黑體" w:hAnsi="微軟正黑體"/>
+          <w:b/>
+          <w:bCs/>
+          <w:color w:val="24405C"/>
+          <w:sz w:val="19"/>
+          <w:szCs w:val="19"/>
+        </w:rPr>
+        <w:t xml:space="preserve">Hesai AT128P User Manual A02（en-250410），第 13 頁：§1.5 Specifications（© Hesai，課堂引用）</w:t>
+      </w:r>
+    </w:p>
+    <w:p>
+      <w:pPr>
+        <w:spacing w:after="60" w:before="60"/>
+        <w:jc w:val="center"/>
+      </w:pPr>
+      <w:r>
+        <w:drawing>
+          <wp:inline distT="0" distB="0" distL="0" distR="0">
+            <wp:extent cx="6267450" cy="4429125"/>
+            <wp:effectExtent t="0" r="0" b="0" l="0"/>
+            <wp:docPr id="1" name="" descr="" title=""/>
+            <wp:cNvGraphicFramePr>
+              <a:graphicFrameLocks xmlns:a="http://schemas.openxmlformats.org/drawingml/2006/main" noChangeAspect="1"/>
+            </wp:cNvGraphicFramePr>
+            <a:graphic xmlns:a="http://schemas.openxmlformats.org/drawingml/2006/main">
+              <a:graphicData uri="http://schemas.openxmlformats.org/drawingml/2006/picture">
+                <pic:pic xmlns:pic="http://schemas.openxmlformats.org/drawingml/2006/picture">
+                  <pic:nvPicPr>
+                    <pic:cNvPr id="0" name="" descr=""/>
+                    <pic:cNvPicPr>
+                      <a:picLocks noChangeAspect="1" noChangeArrowheads="1"/>
+                    </pic:cNvPicPr>
+                  </pic:nvPicPr>
+                  <pic:blipFill>
+                    <a:blip r:embed="rId15" cstate="none"/>
+                    <a:srcRect/>
+                    <a:stretch>
+                      <a:fillRect/>
+                    </a:stretch>
+                  </pic:blipFill>
+                  <pic:spPr bwMode="auto">
+                    <a:xfrm>
+                      <a:off x="0" y="0"/>
+                      <a:ext cx="6267450" cy="4429125"/>
+                    </a:xfrm>
+                    <a:prstGeom prst="rect">
+                      <a:avLst/>
+                    </a:prstGeom>
+                  </pic:spPr>
+                </pic:pic>
+              </a:graphicData>
+            </a:graphic>
+          </wp:inline>
+        </w:drawing>
+      </w:r>
+    </w:p>
+    <w:p>
+      <w:pPr>
+        <w:keepNext/>
+        <w:spacing w:after="70" w:before="190"/>
+      </w:pPr>
+      <w:r>
+        <w:rPr>
+          <w:rFonts w:ascii="微軟正黑體" w:cs="微軟正黑體" w:eastAsia="微軟正黑體" w:hAnsi="微軟正黑體"/>
+          <w:b/>
+          <w:bCs/>
+          <w:color w:val="24405C"/>
+          <w:sz w:val="19"/>
+          <w:szCs w:val="19"/>
+        </w:rPr>
+        <w:t xml:space="preserve">同上，第 15 頁：規格的註解，遠近場的定義在註②</w:t>
       </w:r>
     </w:p>
     <w:p>

--- a/第五週(10-08)/自動駕駛原理_第五週_課程講義.docx
+++ b/第五週(10-08)/自動駕駛原理_第五週_課程講義.docx
@@ -4496,7 +4496,7 @@
           <w:sz w:val="22"/>
           <w:szCs w:val="22"/>
         </w:rPr>
-        <w:t xml:space="preserve">AR0233AT 的產品頁寫的是 electronic rolling shutter。補救方式是讀得快一點。一秒六十張，等於整張一定要在十六點七毫秒之內讀完——比一秒三十張的三十三毫秒少掉一半，同一台車經過，歪掉的程度也差不多少一半。所以「更新率 60 fps」這一行除了講即時性，也順便給了扭曲的上限：fps 愈高，從第一列到最後一列的時間差一定愈短。</w:t>
+        <w:t xml:space="preserve">規格表上這一行的欄位名就叫 **Shutter Type**（有的廠商只寫 Shutter）。要注意：附錄一 A1-1 那兩頁的 Product Preview 上**沒有這一行**，翻破了也找不到——AR0233AT 的 electronic rolling shutter 是寫在 onsemi 產品頁上的，判讀台已經幫你補進表裡。補救方式是讀得快一點。一秒六十張，等於整張一定要在十六點七毫秒之內讀完——比一秒三十張的三十三毫秒少掉一半，同一台車經過，歪掉的程度也差不多少一半。所以「更新率 60 fps」這一行除了講即時性，也順便給了扭曲的上限：fps 愈高，從第一列到最後一列的時間差一定愈短。</w:t>
       </w:r>
     </w:p>
     <w:p>
@@ -4548,6 +4548,83 @@
         <w:t xml:space="preserve">中午開出隧道口：裡面很暗，外面很亮，兩邊的亮度差一萬倍以上。如果相機的動態範圍不夠，它只能選一邊——要嘛把裡面拍清楚、外面整片白，要嘛把外面拍清楚、裡面整片黑。那片白或那片黑裡面如果剛好有一台停在路邊的車，你就看不到它。這是真實事故的成因之一。</w:t>
       </w:r>
     </w:p>
+    <w:tbl>
+      <w:tblPr>
+        <w:tblW w:type="dxa" w:w="9360"/>
+        <w:tblBorders>
+          <w:top w:val="single" w:color="A8B2BA" w:sz="6"/>
+          <w:left w:val="none"/>
+          <w:bottom w:val="single" w:color="A8B2BA" w:sz="6"/>
+          <w:right w:val="none"/>
+          <w:insideH w:val="none"/>
+          <w:insideV w:val="none"/>
+        </w:tblBorders>
+      </w:tblPr>
+      <w:tblGrid>
+        <w:gridCol w:w="9360"/>
+      </w:tblGrid>
+      <w:tr>
+        <w:trPr>
+          <w:cantSplit/>
+        </w:trPr>
+        <w:tc>
+          <w:tcPr>
+            <w:tcW w:type="dxa" w:w="9360"/>
+            <w:shd w:fill="F6F8F9" w:color="auto" w:val="clear"/>
+            <w:tcMar>
+              <w:top w:type="dxa" w:w="140"/>
+              <w:left w:type="dxa" w:w="200"/>
+              <w:bottom w:type="dxa" w:w="140"/>
+              <w:right w:type="dxa" w:w="180"/>
+            </w:tcMar>
+          </w:tcPr>
+          <w:p>
+            <w:pPr>
+              <w:spacing w:after="90" w:line="300"/>
+            </w:pPr>
+            <w:r>
+              <w:rPr>
+                <w:rFonts w:ascii="微軟正黑體" w:cs="微軟正黑體" w:eastAsia="微軟正黑體" w:hAnsi="微軟正黑體"/>
+                <w:b/>
+                <w:bCs/>
+                <w:color w:val="24405C"/>
+                <w:sz w:val="20"/>
+                <w:szCs w:val="20"/>
+              </w:rPr>
+              <w:t xml:space="preserve">想看真的例子？兩支影片</w:t>
+            </w:r>
+          </w:p>
+          <w:p>
+            <w:pPr>
+              <w:spacing w:after="80" w:line="310"/>
+            </w:pPr>
+            <w:r>
+              <w:rPr>
+                <w:rFonts w:ascii="微軟正黑體" w:cs="微軟正黑體" w:eastAsia="微軟正黑體" w:hAnsi="微軟正黑體"/>
+                <w:color w:val="1B1B1B"/>
+                <w:sz w:val="20"/>
+                <w:szCs w:val="20"/>
+              </w:rPr>
+              <w:t xml:space="preserve">Sony 官方的對照影片，32 秒：youtu.be/YmEH8z1JWgc。畫面分上下兩半，上面是全域快門（global shutter）、下面是捲簾快門，同一架直升機、同一個時間。只要看主旋翼那兩片葉子：上面是直的，下面彎成香蕉形，尾旋翼整個扭掉。</w:t>
+            </w:r>
+          </w:p>
+          <w:p>
+            <w:pPr>
+              <w:spacing w:after="0" w:line="310"/>
+            </w:pPr>
+            <w:r>
+              <w:rPr>
+                <w:rFonts w:ascii="微軟正黑體" w:cs="微軟正黑體" w:eastAsia="微軟正黑體" w:hAnsi="微軟正黑體"/>
+                <w:color w:val="1B1B1B"/>
+                <w:sz w:val="20"/>
+                <w:szCs w:val="20"/>
+              </w:rPr>
+              <w:t xml:space="preserve">想看更完整的，Smarter Every Day 第 172 集「Why Do Cameras Do This? Rolling Shutter Explained」，約 7 分鐘：youtu.be/dNVtMmLlnoE。裡面有螺旋槳、指尖陀螺、吉他弦三組例子，英文發音、有字幕。課堂上不播，有興趣自己看。</w:t>
+            </w:r>
+          </w:p>
+        </w:tc>
+      </w:tr>
+    </w:tbl>
     <w:tbl>
       <w:tblPr>
         <w:tblW w:type="dxa" w:w="9360"/>

--- a/第五週(10-08)/自動駕駛原理_第五週_課程講義.docx
+++ b/第五週(10-08)/自動駕駛原理_第五週_課程講義.docx
@@ -1971,7 +1971,7 @@
                 <w:sz w:val="18"/>
                 <w:szCs w:val="18"/>
               </w:rPr>
-              <w:t xml:space="preserve">40 公尺的行人身上</w:t>
+              <w:t xml:space="preserve">40 公尺的機車身上</w:t>
             </w:r>
           </w:p>
         </w:tc>
@@ -2325,7 +2325,7 @@
           <w:sz w:val="22"/>
           <w:szCs w:val="22"/>
         </w:rPr>
-        <w:t xml:space="preserve">請看最後兩列：OS1 每秒的點數比較多，可是四十公尺的行人身上只有九個點，AT128P 有一百二十一個。差十三倍。原因是 OS1 把點灑滿三百六十度，AT128P 只灑一百二十度。</w:t>
+        <w:t xml:space="preserve">請看最後兩列：OS1 每秒的點數比較多，可是四十公尺的機車身上只有九個點，AT128P 有一百二十一個。差十三倍。原因是 OS1 把點灑滿三百六十度，AT128P 只灑一百二十度。</w:t>
       </w:r>
     </w:p>
     <w:tbl>
@@ -7907,7 +7907,7 @@
           <w:sz w:val="22"/>
           <w:szCs w:val="22"/>
         </w:rPr>
-        <w:t xml:space="preserve">OS1 每秒 262 萬點，AT128P 每秒 150 萬點。為什麼四十公尺的行人身上，AT128P 反而多十三倍的點？</w:t>
+        <w:t xml:space="preserve">OS1 每秒 262 萬點，AT128P 每秒 150 萬點。為什麼四十公尺的機車身上，AT128P 反而多十三倍的點？</w:t>
       </w:r>
     </w:p>
     <w:p>

--- a/第五週(10-08)/自動駕駛原理_第五週_課程講義.docx
+++ b/第五週(10-08)/自動駕駛原理_第五週_課程講義.docx
@@ -4725,6 +4725,83 @@
                 <w:szCs w:val="20"/>
               </w:rPr>
               <w:t xml:space="preserve">感測器的動態範圍 ＝ 20 × log₁₀(滿格能裝的電荷 ÷ 雜訊底)。</w:t>
+            </w:r>
+          </w:p>
+        </w:tc>
+      </w:tr>
+    </w:tbl>
+    <w:tbl>
+      <w:tblPr>
+        <w:tblW w:type="dxa" w:w="9360"/>
+        <w:tblBorders>
+          <w:top w:val="single" w:color="A8B2BA" w:sz="6"/>
+          <w:left w:val="none"/>
+          <w:bottom w:val="single" w:color="A8B2BA" w:sz="6"/>
+          <w:right w:val="none"/>
+          <w:insideH w:val="none"/>
+          <w:insideV w:val="none"/>
+        </w:tblBorders>
+      </w:tblPr>
+      <w:tblGrid>
+        <w:gridCol w:w="9360"/>
+      </w:tblGrid>
+      <w:tr>
+        <w:trPr>
+          <w:cantSplit/>
+        </w:trPr>
+        <w:tc>
+          <w:tcPr>
+            <w:tcW w:type="dxa" w:w="9360"/>
+            <w:shd w:fill="F6F8F9" w:color="auto" w:val="clear"/>
+            <w:tcMar>
+              <w:top w:type="dxa" w:w="140"/>
+              <w:left w:type="dxa" w:w="200"/>
+              <w:bottom w:type="dxa" w:w="140"/>
+              <w:right w:type="dxa" w:w="180"/>
+            </w:tcMar>
+          </w:tcPr>
+          <w:p>
+            <w:pPr>
+              <w:spacing w:after="90" w:line="300"/>
+            </w:pPr>
+            <w:r>
+              <w:rPr>
+                <w:rFonts w:ascii="微軟正黑體" w:cs="微軟正黑體" w:eastAsia="微軟正黑體" w:hAnsi="微軟正黑體"/>
+                <w:b/>
+                <w:bCs/>
+                <w:color w:val="24405C"/>
+                <w:sz w:val="20"/>
+                <w:szCs w:val="20"/>
+              </w:rPr>
+              <w:t xml:space="preserve">想看真的 140 dB 出隧道口？</w:t>
+            </w:r>
+          </w:p>
+          <w:p>
+            <w:pPr>
+              <w:spacing w:after="80" w:line="310"/>
+            </w:pPr>
+            <w:r>
+              <w:rPr>
+                <w:rFonts w:ascii="微軟正黑體" w:cs="微軟正黑體" w:eastAsia="微軟正黑體" w:hAnsi="微軟正黑體"/>
+                <w:color w:val="1B1B1B"/>
+                <w:sz w:val="20"/>
+                <w:szCs w:val="20"/>
+              </w:rPr>
+              <w:t xml:space="preserve">e-con Systems 拿他們的車用相機實際開上路拍的，60 秒：youtu.be/iAdlvfHqxPg。只看 0:14 到 0:40 這一段。0:14 車子在隧道裡，牆面和頂上那排燈都還看得清楚；0:30 出隧道口，這一秒畫面裡同時有兩個極端——兩邊還是隧道的暗牆，正前方已經是外面的大太陽、樹、房子，兩邊都看得到。</w:t>
+            </w:r>
+          </w:p>
+          <w:p>
+            <w:pPr>
+              <w:spacing w:after="0" w:line="310"/>
+            </w:pPr>
+            <w:r>
+              <w:rPr>
+                <w:rFonts w:ascii="微軟正黑體" w:cs="微軟正黑體" w:eastAsia="微軟正黑體" w:hAnsi="微軟正黑體"/>
+                <w:color w:val="1B1B1B"/>
+                <w:sz w:val="20"/>
+                <w:szCs w:val="20"/>
+              </w:rPr>
+              <w:t xml:space="preserve">畫面上標的是 140dB HDR，和 AR0233AT 是同一個數字。要注意這支只有一台相機，沒有放一台動態範圍不夠的在旁邊對照——「不夠會怎樣」要看上面那段文字描述的那兩種情形。</w:t>
             </w:r>
           </w:p>
         </w:tc>
@@ -6337,9 +6414,130 @@
           <w:sz w:val="22"/>
           <w:szCs w:val="22"/>
         </w:rPr>
-        <w:t xml:space="preserve">分兩種。內參（intrinsic）講的是感測器自己內部的事：鏡頭有多扭曲、畫面的正中心在哪一個像素。外參（extrinsic）講的是感測器彼此之間的關係：光達裝在車頂、相機裝在擋風玻璃後面，兩者相距六十公分、角度差三度。</w:t>
-      </w:r>
-    </w:p>
+        <w:t xml:space="preserve">分兩種，而且有先後。相機拍到一個人，在畫面的右邊；車子要問兩個問題。第一個問題：畫面上這個位置，是相機前面的哪一個方向？答這一題要用內參（intrinsic）——鏡頭有多扭曲、畫面的正中心在哪一個像素。第二個問題：相機自己又是朝哪個方向裝上去的？答這一題要用外參（extrinsic）。兩題都答出來，才知道那個人在車子的哪個方向。</w:t>
+      </w:r>
+    </w:p>
+    <w:p>
+      <w:pPr>
+        <w:widowControl/>
+        <w:spacing w:after="100" w:before="0" w:line="312"/>
+        <w:ind w:left="0" w:firstLine="0"/>
+      </w:pPr>
+      <w:r>
+        <w:rPr>
+          <w:rFonts w:ascii="微軟正黑體" w:cs="微軟正黑體" w:eastAsia="微軟正黑體" w:hAnsi="微軟正黑體"/>
+          <w:color w:val="1B1B1B"/>
+          <w:sz w:val="22"/>
+          <w:szCs w:val="22"/>
+        </w:rPr>
+        <w:t xml:space="preserve">順序不能換：第一題答錯，第二題一定跟著錯。因為量外參的時候，用的就是相機拍的畫面；畫面本身是歪的，量出來的角度就跟著歪。所以內參先標，外參後標。</w:t>
+      </w:r>
+    </w:p>
+    <w:tbl>
+      <w:tblPr>
+        <w:tblW w:type="dxa" w:w="9360"/>
+        <w:tblBorders>
+          <w:top w:val="single" w:color="A8B2BA" w:sz="6"/>
+          <w:left w:val="none"/>
+          <w:bottom w:val="single" w:color="A8B2BA" w:sz="6"/>
+          <w:right w:val="none"/>
+          <w:insideH w:val="none"/>
+          <w:insideV w:val="none"/>
+        </w:tblBorders>
+      </w:tblPr>
+      <w:tblGrid>
+        <w:gridCol w:w="9360"/>
+      </w:tblGrid>
+      <w:tr>
+        <w:trPr>
+          <w:cantSplit/>
+        </w:trPr>
+        <w:tc>
+          <w:tcPr>
+            <w:tcW w:type="dxa" w:w="9360"/>
+            <w:shd w:fill="F6F8F9" w:color="auto" w:val="clear"/>
+            <w:tcMar>
+              <w:top w:type="dxa" w:w="140"/>
+              <w:left w:type="dxa" w:w="200"/>
+              <w:bottom w:type="dxa" w:w="140"/>
+              <w:right w:type="dxa" w:w="180"/>
+            </w:tcMar>
+          </w:tcPr>
+          <w:p>
+            <w:pPr>
+              <w:spacing w:after="90" w:line="300"/>
+            </w:pPr>
+            <w:r>
+              <w:rPr>
+                <w:rFonts w:ascii="微軟正黑體" w:cs="微軟正黑體" w:eastAsia="微軟正黑體" w:hAnsi="微軟正黑體"/>
+                <w:b/>
+                <w:bCs/>
+                <w:color w:val="24405C"/>
+                <w:sz w:val="20"/>
+                <w:szCs w:val="20"/>
+              </w:rPr>
+              <w:t xml:space="preserve">外參是「對車身」，不是「對另一顆感測器」</w:t>
+            </w:r>
+          </w:p>
+          <w:p>
+            <w:pPr>
+              <w:spacing w:after="80" w:line="310"/>
+            </w:pPr>
+            <w:r>
+              <w:rPr>
+                <w:rFonts w:ascii="微軟正黑體" w:cs="微軟正黑體" w:eastAsia="微軟正黑體" w:hAnsi="微軟正黑體"/>
+                <w:color w:val="1B1B1B"/>
+                <w:sz w:val="20"/>
+                <w:szCs w:val="20"/>
+              </w:rPr>
+              <w:t xml:space="preserve">外參回答的是：這隻眼睛裝在車身的哪裡、朝哪個方向看。那個參考座標是車身（原點常取後軸中心），不是另一顆感測器。</w:t>
+            </w:r>
+          </w:p>
+          <w:p>
+            <w:pPr>
+              <w:spacing w:after="80" w:line="310"/>
+            </w:pPr>
+            <w:r>
+              <w:rPr>
+                <w:rFonts w:ascii="微軟正黑體" w:cs="微軟正黑體" w:eastAsia="微軟正黑體" w:hAnsi="微軟正黑體"/>
+                <w:color w:val="1B1B1B"/>
+                <w:sz w:val="20"/>
+                <w:szCs w:val="20"/>
+              </w:rPr>
+              <w:t xml:space="preserve">所以只有一顆相機的車也有外參，也要標——市面上有 ACC、車道維持的量產車大多就是這樣，換完擋風玻璃要重新標定，標的就是這個。</w:t>
+            </w:r>
+          </w:p>
+          <w:p>
+            <w:pPr>
+              <w:spacing w:after="80" w:line="310"/>
+            </w:pPr>
+            <w:r>
+              <w:rPr>
+                <w:rFonts w:ascii="微軟正黑體" w:cs="微軟正黑體" w:eastAsia="微軟正黑體" w:hAnsi="微軟正黑體"/>
+                <w:color w:val="1B1B1B"/>
+                <w:sz w:val="20"/>
+                <w:szCs w:val="20"/>
+              </w:rPr>
+              <w:t xml:space="preserve">兩顆感測器能對上，是結果不是定義：相機對車身量好了、光達對車身也量好了，相機和光達的關係就推得出來。光達裝在車頂、相機裝在擋風玻璃後面，相距六十公分、角度差三度——這組數字就是這樣來的。</w:t>
+            </w:r>
+          </w:p>
+          <w:p>
+            <w:pPr>
+              <w:spacing w:after="0" w:line="310"/>
+            </w:pPr>
+            <w:r>
+              <w:rPr>
+                <w:rFonts w:ascii="微軟正黑體" w:cs="微軟正黑體" w:eastAsia="微軟正黑體" w:hAnsi="微軟正黑體"/>
+                <w:color w:val="1B1B1B"/>
+                <w:sz w:val="20"/>
+                <w:szCs w:val="20"/>
+              </w:rPr>
+              <w:t xml:space="preserve">內參也不是相機專有。光達也有：OS1 規格表上那一行 Queryable intrinsic calibration information，底下的 Beam angles 就是每條線束實際的垂直角度，出廠量過，可以直接跟它要。</w:t>
+            </w:r>
+          </w:p>
+        </w:tc>
+      </w:tr>
+    </w:tbl>
     <w:p>
       <w:pPr>
         <w:spacing w:after="150" w:before="130" w:line="320"/>
@@ -6386,9 +6584,114 @@
           <w:sz w:val="22"/>
           <w:szCs w:val="22"/>
         </w:rPr>
-        <w:t xml:space="preserve">至於是相機歪了還是光達歪了？都可以，而且不重要——外參講的是兩者之間的關係，只要這個關係和車子記在檔案裡的數字差一度，結果都一樣。最常見的情況是擋風玻璃換過一次，相機裝回去差了一度。震動、碰撞、過坑洞都會讓它跑掉，所以真正在營運的車隊要定期重新標定。</w:t>
-      </w:r>
-    </w:p>
+        <w:t xml:space="preserve">先講清楚是什麼跟什麼差一度：車子的檔案裡記著一組數字——這顆相機是朝這個方向裝的；可是實際裝上去的方向，和那組數字差了一度。至於是相機歪了還是光達歪了？都可以，而且不重要——只要實際的和記錄的差一度，結果都一樣。最常見的情況是擋風玻璃換過一次，相機裝回去差了一度。震動、碰撞、過坑洞都會讓它跑掉，所以真正在營運的車隊要定期重新標定。</w:t>
+      </w:r>
+    </w:p>
+    <w:tbl>
+      <w:tblPr>
+        <w:tblW w:type="dxa" w:w="9360"/>
+        <w:tblBorders>
+          <w:top w:val="single" w:color="A8B2BA" w:sz="6"/>
+          <w:left w:val="none"/>
+          <w:bottom w:val="single" w:color="A8B2BA" w:sz="6"/>
+          <w:right w:val="none"/>
+          <w:insideH w:val="none"/>
+          <w:insideV w:val="none"/>
+        </w:tblBorders>
+      </w:tblPr>
+      <w:tblGrid>
+        <w:gridCol w:w="9360"/>
+      </w:tblGrid>
+      <w:tr>
+        <w:trPr>
+          <w:cantSplit/>
+        </w:trPr>
+        <w:tc>
+          <w:tcPr>
+            <w:tcW w:type="dxa" w:w="9360"/>
+            <w:shd w:fill="F6F8F9" w:color="auto" w:val="clear"/>
+            <w:tcMar>
+              <w:top w:type="dxa" w:w="140"/>
+              <w:left w:type="dxa" w:w="200"/>
+              <w:bottom w:type="dxa" w:w="140"/>
+              <w:right w:type="dxa" w:w="180"/>
+            </w:tcMar>
+          </w:tcPr>
+          <w:p>
+            <w:pPr>
+              <w:spacing w:after="90" w:line="300"/>
+            </w:pPr>
+            <w:r>
+              <w:rPr>
+                <w:rFonts w:ascii="微軟正黑體" w:cs="微軟正黑體" w:eastAsia="微軟正黑體" w:hAnsi="微軟正黑體"/>
+                <w:b/>
+                <w:bCs/>
+                <w:color w:val="24405C"/>
+                <w:sz w:val="20"/>
+                <w:szCs w:val="20"/>
+              </w:rPr>
+              <w:t xml:space="preserve">三支影片：內參、外參、還有修車廠在做什麼</w:t>
+            </w:r>
+          </w:p>
+          <w:p>
+            <w:pPr>
+              <w:spacing w:after="80" w:line="310"/>
+            </w:pPr>
+            <w:r>
+              <w:rPr>
+                <w:rFonts w:ascii="微軟正黑體" w:cs="微軟正黑體" w:eastAsia="微軟正黑體" w:hAnsi="微軟正黑體"/>
+                <w:color w:val="1B1B1B"/>
+                <w:sz w:val="20"/>
+                <w:szCs w:val="20"/>
+              </w:rPr>
+              <w:t xml:space="preserve">內參長什麼樣（19 秒）：youtu.be/J7hdrMn2RII。一條街的畫面上疊著格子線，格子本來應該是直的，現在是彎的；接著套上修正，格子一條一條變直。內參要算的就是這個彎。</w:t>
+            </w:r>
+          </w:p>
+          <w:p>
+            <w:pPr>
+              <w:spacing w:after="80" w:line="310"/>
+            </w:pPr>
+            <w:r>
+              <w:rPr>
+                <w:rFonts w:ascii="微軟正黑體" w:cs="微軟正黑體" w:eastAsia="微軟正黑體" w:hAnsi="微軟正黑體"/>
+                <w:color w:val="1B1B1B"/>
+                <w:sz w:val="20"/>
+                <w:szCs w:val="20"/>
+              </w:rPr>
+              <w:t xml:space="preserve">外參對的時候長什麼樣（14 秒）：youtu.be/yqRNU7EsHJY。相機拍的街景，上面疊著光達的點雲。看那根路燈桿、那塊黃色行人標誌、前面那台車——點準準地長在它們身上，沒有飄開。差一度的話，那些點會整片往旁邊偏。</w:t>
+            </w:r>
+          </w:p>
+          <w:p>
+            <w:pPr>
+              <w:spacing w:after="80" w:line="310"/>
+            </w:pPr>
+            <w:r>
+              <w:rPr>
+                <w:rFonts w:ascii="微軟正黑體" w:cs="微軟正黑體" w:eastAsia="微軟正黑體" w:hAnsi="微軟正黑體"/>
+                <w:color w:val="1B1B1B"/>
+                <w:sz w:val="20"/>
+                <w:szCs w:val="20"/>
+              </w:rPr>
+              <w:t xml:space="preserve">修車廠怎麼標（2 分 55 秒）：youtu.be/LDptg_z9aCk，Safelite 拍的擋風玻璃標定實拍。只看三段：0:20 原廠規定換完擋風玻璃一定要重新標定、1:25 用雷射把車身對正再架一塊黑白格子標定板、2:02 動態標定要把車開上有清楚標線的路跑到指定速度。它是廣告，品牌的部分跳過。</w:t>
+            </w:r>
+          </w:p>
+          <w:p>
+            <w:pPr>
+              <w:spacing w:after="0" w:line="310"/>
+            </w:pPr>
+            <w:r>
+              <w:rPr>
+                <w:rFonts w:ascii="微軟正黑體" w:cs="微軟正黑體" w:eastAsia="微軟正黑體" w:hAnsi="微軟正黑體"/>
+                <w:color w:val="1B1B1B"/>
+                <w:sz w:val="20"/>
+                <w:szCs w:val="20"/>
+              </w:rPr>
+              <w:t xml:space="preserve">整套做完常常要一兩個小時，光是掃故障碼就十五分鐘。這就是為什麼換一片擋風玻璃現在比十年前貴那麼多——玻璃沒貴多少，貴的是後面這段。</w:t>
+            </w:r>
+          </w:p>
+        </w:tc>
+      </w:tr>
+    </w:tbl>
     <w:p>
       <w:pPr>
         <w:keepNext/>

--- a/第五週(10-08)/自動駕駛原理_第五週_課程講義.docx
+++ b/第五週(10-08)/自動駕駛原理_第五週_課程講義.docx
@@ -4464,9 +4464,86 @@
           <w:sz w:val="22"/>
           <w:szCs w:val="22"/>
         </w:rPr>
-        <w:t xml:space="preserve">大部分的人以為相機按一下就是一整張照片同時拍好。大部分的車用相機不是這樣。它是一列一列讀出來的：先讀第一列，再讀第二列，一路讀到最後一列，整張讀完要幾十毫秒。所以同一張照片裡，最上面那一列和最下面那一列不是同一個時間拍的。</w:t>
-      </w:r>
-    </w:p>
+        <w:t xml:space="preserve">大部分的人以為相機按一下就是一整張照片同時拍好。大部分的車用相機不是這樣。捲簾快門的每一列曝光一樣長，但開始的時刻一列比一列晚——第一列先曝、曝完讀走，讀完上一列才輪得到下一列，一路往下錯開，最後一列比第一列晚了幾十毫秒。所以同一張照片裡，最上面那一列和最下面那一列不是同一個時間拍的。</w:t>
+      </w:r>
+    </w:p>
+    <w:tbl>
+      <w:tblPr>
+        <w:tblW w:type="dxa" w:w="9360"/>
+        <w:tblBorders>
+          <w:top w:val="single" w:color="A8B2BA" w:sz="6"/>
+          <w:left w:val="none"/>
+          <w:bottom w:val="single" w:color="A8B2BA" w:sz="6"/>
+          <w:right w:val="none"/>
+          <w:insideH w:val="none"/>
+          <w:insideV w:val="none"/>
+        </w:tblBorders>
+      </w:tblPr>
+      <w:tblGrid>
+        <w:gridCol w:w="9360"/>
+      </w:tblGrid>
+      <w:tr>
+        <w:trPr>
+          <w:cantSplit/>
+        </w:trPr>
+        <w:tc>
+          <w:tcPr>
+            <w:tcW w:type="dxa" w:w="9360"/>
+            <w:shd w:fill="F6F8F9" w:color="auto" w:val="clear"/>
+            <w:tcMar>
+              <w:top w:type="dxa" w:w="140"/>
+              <w:left w:type="dxa" w:w="200"/>
+              <w:bottom w:type="dxa" w:w="140"/>
+              <w:right w:type="dxa" w:w="180"/>
+            </w:tcMar>
+          </w:tcPr>
+          <w:p>
+            <w:pPr>
+              <w:spacing w:after="90" w:line="300"/>
+            </w:pPr>
+            <w:r>
+              <w:rPr>
+                <w:rFonts w:ascii="微軟正黑體" w:cs="微軟正黑體" w:eastAsia="微軟正黑體" w:hAnsi="微軟正黑體"/>
+                <w:b/>
+                <w:bCs/>
+                <w:color w:val="24405C"/>
+                <w:sz w:val="20"/>
+                <w:szCs w:val="20"/>
+              </w:rPr>
+              <w:t xml:space="preserve">為什麼不能說「因為一列一列讀，所以會歪」</w:t>
+            </w:r>
+          </w:p>
+          <w:p>
+            <w:pPr>
+              <w:spacing w:after="80" w:line="310"/>
+            </w:pPr>
+            <w:r>
+              <w:rPr>
+                <w:rFonts w:ascii="微軟正黑體" w:cs="微軟正黑體" w:eastAsia="微軟正黑體" w:hAnsi="微軟正黑體"/>
+                <w:color w:val="1B1B1B"/>
+                <w:sz w:val="20"/>
+                <w:szCs w:val="20"/>
+              </w:rPr>
+              <w:t xml:space="preserve">全域快門也是一列一列讀出來的。它只是先讓所有列同時曝光，曝完一起把電荷轉存到每個像素旁邊的暫存區，然後才慢慢讀。</w:t>
+            </w:r>
+          </w:p>
+          <w:p>
+            <w:pPr>
+              <w:spacing w:after="0" w:line="310"/>
+            </w:pPr>
+            <w:r>
+              <w:rPr>
+                <w:rFonts w:ascii="微軟正黑體" w:cs="微軟正黑體" w:eastAsia="微軟正黑體" w:hAnsi="微軟正黑體"/>
+                <w:color w:val="1B1B1B"/>
+                <w:sz w:val="20"/>
+                <w:szCs w:val="20"/>
+              </w:rPr>
+              <w:t xml:space="preserve">所以「一列一列讀」單獨不會造成歪斜。造成歪斜的是「一列一列曝光」——不同的列拍到不同的瞬間。</w:t>
+            </w:r>
+          </w:p>
+        </w:tc>
+      </w:tr>
+    </w:tbl>
     <w:p>
       <w:pPr>
         <w:widowControl/>

--- a/第五週(10-08)/自動駕駛原理_第五週_課程講義.docx
+++ b/第五週(10-08)/自動駕駛原理_第五週_課程講義.docx
@@ -5723,6 +5723,111 @@
         <w:t xml:space="preserve">矽為什麼看不到 1550？光打在半導體上，光子的能量夠大才撞得出一個電子，變成電流——那就是訊號。能量夠不夠有一個門檻，叫能隙，每種材料不一樣；而波長愈長，光子的能量愈小。矽的門檻剛好卡在一千一百奈米：905、865 過得了，1550 過不了。所以矽對 1550 等於全盲，不是看不清楚，是一點訊號都沒有。InGaAs（銦鎵砷，唸起來像「因、家、申」）的門檻低到一千七百奈米都看得見。</w:t>
       </w:r>
     </w:p>
+    <w:tbl>
+      <w:tblPr>
+        <w:tblW w:type="dxa" w:w="9360"/>
+        <w:tblBorders>
+          <w:top w:val="single" w:color="A8B2BA" w:sz="6"/>
+          <w:left w:val="none"/>
+          <w:bottom w:val="single" w:color="A8B2BA" w:sz="6"/>
+          <w:right w:val="none"/>
+          <w:insideH w:val="none"/>
+          <w:insideV w:val="none"/>
+        </w:tblBorders>
+      </w:tblPr>
+      <w:tblGrid>
+        <w:gridCol w:w="9360"/>
+      </w:tblGrid>
+      <w:tr>
+        <w:trPr>
+          <w:cantSplit/>
+        </w:trPr>
+        <w:tc>
+          <w:tcPr>
+            <w:tcW w:type="dxa" w:w="9360"/>
+            <w:shd w:fill="F6F8F9" w:color="auto" w:val="clear"/>
+            <w:tcMar>
+              <w:top w:type="dxa" w:w="140"/>
+              <w:left w:type="dxa" w:w="200"/>
+              <w:bottom w:type="dxa" w:w="140"/>
+              <w:right w:type="dxa" w:w="180"/>
+            </w:tcMar>
+          </w:tcPr>
+          <w:p>
+            <w:pPr>
+              <w:spacing w:after="90" w:line="300"/>
+            </w:pPr>
+            <w:r>
+              <w:rPr>
+                <w:rFonts w:ascii="微軟正黑體" w:cs="微軟正黑體" w:eastAsia="微軟正黑體" w:hAnsi="微軟正黑體"/>
+                <w:b/>
+                <w:bCs/>
+                <w:color w:val="24405C"/>
+                <w:sz w:val="20"/>
+                <w:szCs w:val="20"/>
+              </w:rPr>
+              <w:t xml:space="preserve">界線在一千四百奈米</w:t>
+            </w:r>
+          </w:p>
+          <w:p>
+            <w:pPr>
+              <w:spacing w:after="80" w:line="310"/>
+            </w:pPr>
+            <w:r>
+              <w:rPr>
+                <w:rFonts w:ascii="微軟正黑體" w:cs="微軟正黑體" w:eastAsia="微軟正黑體" w:hAnsi="微軟正黑體"/>
+                <w:color w:val="1B1B1B"/>
+                <w:sz w:val="20"/>
+                <w:szCs w:val="20"/>
+              </w:rPr>
+              <w:t xml:space="preserve">四百到一千四百奈米叫視網膜危害區（retinal hazard region，IEC 60825-1 的分法）。眼睛對這一段是透明的，光會被水晶體聚焦到視網膜上一個小點，功率密度放大大約十萬倍——所以很小的功率就燒得起來，而且視網膜燒了不會再生。</w:t>
+            </w:r>
+          </w:p>
+          <w:p>
+            <w:pPr>
+              <w:spacing w:after="80" w:line="310"/>
+            </w:pPr>
+            <w:r>
+              <w:rPr>
+                <w:rFonts w:ascii="微軟正黑體" w:cs="微軟正黑體" w:eastAsia="微軟正黑體" w:hAnsi="微軟正黑體"/>
+                <w:color w:val="1B1B1B"/>
+                <w:sz w:val="20"/>
+                <w:szCs w:val="20"/>
+              </w:rPr>
+              <w:t xml:space="preserve">超過一千四百奈米，水在角膜那裡就把光擋下來了，到不了視網膜。真要傷也是傷角膜表面，需要的能量高得多。所以 905 和 865 在危害區內，1550 在區外。</w:t>
+            </w:r>
+          </w:p>
+          <w:p>
+            <w:pPr>
+              <w:spacing w:after="80" w:line="310"/>
+            </w:pPr>
+            <w:r>
+              <w:rPr>
+                <w:rFonts w:ascii="微軟正黑體" w:cs="微軟正黑體" w:eastAsia="微軟正黑體" w:hAnsi="微軟正黑體"/>
+                <w:color w:val="1B1B1B"/>
+                <w:sz w:val="20"/>
+                <w:szCs w:val="20"/>
+              </w:rPr>
+              <w:t xml:space="preserve">不是波長愈長雷射就愈有力。功率是驅動電流決定的，和波長無關。1550 打得強，是因為它站在危害區外面、法規允許的上限高很多——雷射本身沒有變強。</w:t>
+            </w:r>
+          </w:p>
+          <w:p>
+            <w:pPr>
+              <w:spacing w:after="0" w:line="310"/>
+            </w:pPr>
+            <w:r>
+              <w:rPr>
+                <w:rFonts w:ascii="微軟正黑體" w:cs="微軟正黑體" w:eastAsia="微軟正黑體" w:hAnsi="微軟正黑體"/>
+                <w:color w:val="1B1B1B"/>
+                <w:sz w:val="20"/>
+                <w:szCs w:val="20"/>
+              </w:rPr>
+              <w:t xml:space="preserve">也別把 Class 1 當成「這個波長安全」。Class 1 講的是「這個產品在正常使用下安全」。905 的 Class 1 和 1550 的 Class 1 都安全，差別在為了做到 Class 1，905 必須把功率壓得多低。</w:t>
+            </w:r>
+          </w:p>
+        </w:tc>
+      </w:tr>
+    </w:tbl>
     <w:p>
       <w:pPr>
         <w:keepNext/>

--- a/第五週(10-08)/自動駕駛原理_第五週_課程講義.docx
+++ b/第五週(10-08)/自動駕駛原理_第五週_課程講義.docx
@@ -10374,6 +10374,186 @@
                 <w:szCs w:val="18"/>
               </w:rPr>
               <w:t xml:space="preserve">Class 1 an toàn mắt</w:t>
+            </w:r>
+          </w:p>
+        </w:tc>
+      </w:tr>
+      <w:tr>
+        <w:trPr>
+          <w:cantSplit/>
+          <w:tblHeader w:val="false"/>
+        </w:trPr>
+        <w:tc>
+          <w:tcPr>
+            <w:tcW w:type="dxa" w:w="3200"/>
+            <w:tcMar>
+              <w:top w:type="dxa" w:w="60"/>
+              <w:left w:type="dxa" w:w="95"/>
+              <w:bottom w:type="dxa" w:w="60"/>
+              <w:right w:type="dxa" w:w="95"/>
+            </w:tcMar>
+            <w:vAlign w:val="center"/>
+          </w:tcPr>
+          <w:p>
+            <w:pPr>
+              <w:spacing w:after="0" w:line="265"/>
+            </w:pPr>
+            <w:r>
+              <w:rPr>
+                <w:rFonts w:ascii="微軟正黑體" w:cs="微軟正黑體" w:eastAsia="微軟正黑體" w:hAnsi="微軟正黑體"/>
+                <w:b w:val="false"/>
+                <w:bCs w:val="false"/>
+                <w:color w:val="1B1B1B"/>
+                <w:sz w:val="18"/>
+                <w:szCs w:val="18"/>
+              </w:rPr>
+              <w:t xml:space="preserve">Laser Wavelength</w:t>
+            </w:r>
+          </w:p>
+        </w:tc>
+        <w:tc>
+          <w:tcPr>
+            <w:tcW w:type="dxa" w:w="3080"/>
+            <w:tcMar>
+              <w:top w:type="dxa" w:w="60"/>
+              <w:left w:type="dxa" w:w="95"/>
+              <w:bottom w:type="dxa" w:w="60"/>
+              <w:right w:type="dxa" w:w="95"/>
+            </w:tcMar>
+            <w:vAlign w:val="center"/>
+          </w:tcPr>
+          <w:p>
+            <w:pPr>
+              <w:spacing w:after="0" w:line="265"/>
+            </w:pPr>
+            <w:r>
+              <w:rPr>
+                <w:rFonts w:ascii="微軟正黑體" w:cs="微軟正黑體" w:eastAsia="微軟正黑體" w:hAnsi="微軟正黑體"/>
+                <w:b w:val="false"/>
+                <w:bCs w:val="false"/>
+                <w:color w:val="1B1B1B"/>
+                <w:sz w:val="18"/>
+                <w:szCs w:val="18"/>
+              </w:rPr>
+              <w:t xml:space="preserve">雷射波長</w:t>
+            </w:r>
+          </w:p>
+        </w:tc>
+        <w:tc>
+          <w:tcPr>
+            <w:tcW w:type="dxa" w:w="3080"/>
+            <w:tcMar>
+              <w:top w:type="dxa" w:w="60"/>
+              <w:left w:type="dxa" w:w="95"/>
+              <w:bottom w:type="dxa" w:w="60"/>
+              <w:right w:type="dxa" w:w="95"/>
+            </w:tcMar>
+            <w:vAlign w:val="center"/>
+          </w:tcPr>
+          <w:p>
+            <w:pPr>
+              <w:spacing w:after="0" w:line="265"/>
+            </w:pPr>
+            <w:r>
+              <w:rPr>
+                <w:rFonts w:ascii="微軟正黑體" w:cs="微軟正黑體" w:eastAsia="微軟正黑體" w:hAnsi="微軟正黑體"/>
+                <w:b w:val="false"/>
+                <w:bCs w:val="false"/>
+                <w:color w:val="1B1B1B"/>
+                <w:sz w:val="18"/>
+                <w:szCs w:val="18"/>
+              </w:rPr>
+              <w:t xml:space="preserve">Bước sóng laser</w:t>
+            </w:r>
+          </w:p>
+        </w:tc>
+      </w:tr>
+      <w:tr>
+        <w:trPr>
+          <w:cantSplit/>
+          <w:tblHeader w:val="false"/>
+        </w:trPr>
+        <w:tc>
+          <w:tcPr>
+            <w:tcW w:type="dxa" w:w="3200"/>
+            <w:tcMar>
+              <w:top w:type="dxa" w:w="60"/>
+              <w:left w:type="dxa" w:w="95"/>
+              <w:bottom w:type="dxa" w:w="60"/>
+              <w:right w:type="dxa" w:w="95"/>
+            </w:tcMar>
+            <w:vAlign w:val="center"/>
+          </w:tcPr>
+          <w:p>
+            <w:pPr>
+              <w:spacing w:after="0" w:line="265"/>
+            </w:pPr>
+            <w:r>
+              <w:rPr>
+                <w:rFonts w:ascii="微軟正黑體" w:cs="微軟正黑體" w:eastAsia="微軟正黑體" w:hAnsi="微軟正黑體"/>
+                <w:b w:val="false"/>
+                <w:bCs w:val="false"/>
+                <w:color w:val="1B1B1B"/>
+                <w:sz w:val="18"/>
+                <w:szCs w:val="18"/>
+              </w:rPr>
+              <w:t xml:space="preserve">Beam Diameter Exiting Sensor</w:t>
+            </w:r>
+          </w:p>
+        </w:tc>
+        <w:tc>
+          <w:tcPr>
+            <w:tcW w:type="dxa" w:w="3080"/>
+            <w:tcMar>
+              <w:top w:type="dxa" w:w="60"/>
+              <w:left w:type="dxa" w:w="95"/>
+              <w:bottom w:type="dxa" w:w="60"/>
+              <w:right w:type="dxa" w:w="95"/>
+            </w:tcMar>
+            <w:vAlign w:val="center"/>
+          </w:tcPr>
+          <w:p>
+            <w:pPr>
+              <w:spacing w:after="0" w:line="265"/>
+            </w:pPr>
+            <w:r>
+              <w:rPr>
+                <w:rFonts w:ascii="微軟正黑體" w:cs="微軟正黑體" w:eastAsia="微軟正黑體" w:hAnsi="微軟正黑體"/>
+                <w:b w:val="false"/>
+                <w:bCs w:val="false"/>
+                <w:color w:val="1B1B1B"/>
+                <w:sz w:val="18"/>
+                <w:szCs w:val="18"/>
+              </w:rPr>
+              <w:t xml:space="preserve">出口光束直徑</w:t>
+            </w:r>
+          </w:p>
+        </w:tc>
+        <w:tc>
+          <w:tcPr>
+            <w:tcW w:type="dxa" w:w="3080"/>
+            <w:tcMar>
+              <w:top w:type="dxa" w:w="60"/>
+              <w:left w:type="dxa" w:w="95"/>
+              <w:bottom w:type="dxa" w:w="60"/>
+              <w:right w:type="dxa" w:w="95"/>
+            </w:tcMar>
+            <w:vAlign w:val="center"/>
+          </w:tcPr>
+          <w:p>
+            <w:pPr>
+              <w:spacing w:after="0" w:line="265"/>
+            </w:pPr>
+            <w:r>
+              <w:rPr>
+                <w:rFonts w:ascii="微軟正黑體" w:cs="微軟正黑體" w:eastAsia="微軟正黑體" w:hAnsi="微軟正黑體"/>
+                <w:b w:val="false"/>
+                <w:bCs w:val="false"/>
+                <w:color w:val="1B1B1B"/>
+                <w:sz w:val="18"/>
+                <w:szCs w:val="18"/>
+              </w:rPr>
+              <w:t xml:space="preserve">Đường kính chùm tia ra</w:t>
             </w:r>
           </w:p>
         </w:tc>

--- a/第五週(10-08)/自動駕駛原理_第五週_課程講義.docx
+++ b/第五週(10-08)/自動駕駛原理_第五週_課程講義.docx
@@ -6453,7 +6453,7 @@
           <w:sz w:val="22"/>
           <w:szCs w:val="22"/>
         </w:rPr>
-        <w:t xml:space="preserve">多次回波——救第二種（鬼點）。玻璃本身回來一點點、被彈到旁邊再回來的是另一個，兩個都收下來，再比對前後幾張，不會穩定移動的就是鬼點。對第一種沒有用，因為那一種根本沒有光回來。</w:t>
+        <w:t xml:space="preserve">雷達——救第一種（什麼都收不到）。毫米波碰到鏡面的行為跟雷射完全不一樣，光達是洞的那一塊，雷達常常還看得到。這一招最重要，因為第一種狀況光達自己什麼辦法都沒有。</w:t>
       </w:r>
     </w:p>
     <w:p>
@@ -6473,7 +6473,7 @@
           <w:sz w:val="22"/>
           <w:szCs w:val="22"/>
         </w:rPr>
-        <w:t xml:space="preserve">看反射強度——救第三種（回歸反射）。反光背心那種亮到爆表的，用強度一看就知道和漫反射不是同一類。</w:t>
+        <w:t xml:space="preserve">多次回波——救第二種（鬼點）。玻璃本身回來一點點、被彈到旁邊再回來的是另一個，兩個都收下來，再比對前後幾張，不會穩定移動的就是鬼點。對第一種沒有用，因為那一種根本沒有光回來。</w:t>
       </w:r>
     </w:p>
     <w:p>
@@ -6493,7 +6493,7 @@
           <w:sz w:val="22"/>
           <w:szCs w:val="22"/>
         </w:rPr>
-        <w:t xml:space="preserve">高精地圖——三種都幫得上。哪裡有玻璃帷幕、哪個路口容易積水，事先標成風險區，開到那裡就把光達的權重調低。</w:t>
+        <w:t xml:space="preserve">看反射強度——救第三種（回歸反射）。反光背心那種亮到爆表的，用強度一看就知道和漫反射不是同一類。順帶一提，強度異常地弱也是警訊。</w:t>
       </w:r>
     </w:p>
     <w:p>
@@ -6513,7 +6513,7 @@
           <w:sz w:val="22"/>
           <w:szCs w:val="22"/>
         </w:rPr>
-        <w:t xml:space="preserve">雷達——救第一種（什麼都收不到）。毫米波碰到鏡面的行為跟雷射完全不一樣，光達是洞的那一塊，雷達常常還看得到。</w:t>
+        <w:t xml:space="preserve">高精地圖——三種都幫得上，所以它跟其他三招不一樣，不是對著某一種來的。哪裡有玻璃帷幕、哪個路口容易積水，事先標成風險區，開到那裡就把光達的權重調低。</w:t>
       </w:r>
     </w:p>
     <w:p>

--- a/第五週(10-08)/自動駕駛原理_第五週_課程講義.docx
+++ b/第五週(10-08)/自動駕駛原理_第五週_課程講義.docx
@@ -7863,7 +7863,7 @@
           <w:sz w:val="22"/>
           <w:szCs w:val="22"/>
         </w:rPr>
-        <w:t xml:space="preserve">這一節是個人作業，不用紙。在規格判讀台的「作業」分頁作答，做完按「產生作答單」，把那張截圖上傳到 LINE 群組，下課前交。</w:t>
+        <w:t xml:space="preserve">這一節是個人作業，不用紙。作業有自己的一頁，網址是 week5/hw/（規格判讀台是 week5/spec/，兩個前面完全一樣，只差最後一段）。在作業那一頁作答，做完按「產生作答單」，把那張截圖上傳到 LINE 群組，下課前交。</w:t>
       </w:r>
     </w:p>
     <w:p>
@@ -7903,7 +7903,7 @@
           <w:sz w:val="22"/>
           <w:szCs w:val="22"/>
         </w:rPr>
-        <w:t xml:space="preserve">十二格不用手抄：在「判讀與試算」那一頁按出每一個組合，判定底下有一顆「記進作業」，按下去就填好了。</w:t>
+        <w:t xml:space="preserve">第一題的十二格，點哪一格，那一格的判讀就在底下打開：煞停門檻、三行規格、結論，看完直接選「夠」或「不夠」，不必跑去判讀台。</w:t>
       </w:r>
     </w:p>
     <w:p>
@@ -7923,7 +7923,27 @@
           <w:sz w:val="22"/>
           <w:szCs w:val="22"/>
         </w:rPr>
-        <w:t xml:space="preserve">答案存在你自己的手機裡，切去別的分頁查規格再切回來，填過的都還在。</w:t>
+        <w:t xml:space="preserve">第二題的兩個模式下拉就在題目上，預設停在 1024 點／圈，自己轉成 2048，判讀會立刻跟著變。</w:t>
+      </w:r>
+    </w:p>
+    <w:p>
+      <w:pPr>
+        <w:pStyle w:val="ListParagraph"/>
+        <w:widowControl/>
+        <w:numPr>
+          <w:ilvl w:val="0"/>
+          <w:numId w:val="5"/>
+        </w:numPr>
+        <w:spacing w:after="80" w:line="320"/>
+      </w:pPr>
+      <w:r>
+        <w:rPr>
+          <w:rFonts w:ascii="微軟正黑體" w:cs="微軟正黑體" w:eastAsia="微軟正黑體" w:hAnsi="微軟正黑體"/>
+          <w:color w:val="1B1B1B"/>
+          <w:sz w:val="22"/>
+          <w:szCs w:val="22"/>
+        </w:rPr>
+        <w:t xml:space="preserve">答案存在你自己的手機裡，切去判讀台查規格再切回來，填過的都還在。要整份重做的話，最底下有一顆「全部清空」，按兩次才會清。</w:t>
       </w:r>
     </w:p>
     <w:p>

--- a/第五週(10-08)/自動駕駛原理_第五週_課程講義.docx
+++ b/第五週(10-08)/自動駕駛原理_第五週_課程講義.docx
@@ -7923,7 +7923,7 @@
           <w:sz w:val="22"/>
           <w:szCs w:val="22"/>
         </w:rPr>
-        <w:t xml:space="preserve">第二題的兩個模式下拉就在題目上，預設停在 1024 點／圈，自己轉成 2048，判讀會立刻跟著變。</w:t>
+        <w:t xml:space="preserve">第二題的兩個模式下拉就在題目上，預設停在 1024 點／圈，自己轉成 2048，判讀會立刻跟著變。切過去之後右邊的轉速只剩 10 Hz，20 Hz 不見了——規格書的 Lidar Operating Modes 最後一條就是 x 2048 @ 10 Hz。那就是第二題問的代價。</w:t>
       </w:r>
     </w:p>
     <w:p>

--- a/第五週(10-08)/自動駕駛原理_第五週_課程講義.docx
+++ b/第五週(10-08)/自動駕駛原理_第五週_課程講義.docx
@@ -7082,7 +7082,7 @@
           <w:sz w:val="22"/>
           <w:szCs w:val="22"/>
         </w:rPr>
-        <w:t xml:space="preserve">第一個門檻是測距，用第四週第 1 節那條煞停距離公式算出來，再加五公尺餘裕。注意 v 用的是每秒公尺，不是時速——時速要先除以三點六。</w:t>
+        <w:t xml:space="preserve">第一個門檻是測距，而它有兩個要求：一是停得下來——用第四週第 1 節那條煞停距離公式算出來，再加五公尺餘裕；二是搆得到這個情境要你認出來的那個目標。兩個取大的，才是真正的測距門檻。注意 v 用的是每秒公尺，不是時速——時速要先除以三點六。</w:t>
       </w:r>
     </w:p>
     <w:p>
@@ -7115,11 +7115,12 @@
         </w:tblBorders>
       </w:tblPr>
       <w:tblGrid>
-        <w:gridCol w:w="2200"/>
-        <w:gridCol w:w="1700"/>
-        <w:gridCol w:w="1700"/>
-        <w:gridCol w:w="1900"/>
-        <w:gridCol w:w="1860"/>
+        <w:gridCol w:w="2300"/>
+        <w:gridCol w:w="1050"/>
+        <w:gridCol w:w="1200"/>
+        <w:gridCol w:w="1600"/>
+        <w:gridCol w:w="1500"/>
+        <w:gridCol w:w="1710"/>
       </w:tblGrid>
       <w:tr>
         <w:trPr>
@@ -7128,7 +7129,7 @@
         </w:trPr>
         <w:tc>
           <w:tcPr>
-            <w:tcW w:type="dxa" w:w="2200"/>
+            <w:tcW w:type="dxa" w:w="2300"/>
             <w:shd w:fill="EDF0F3" w:color="auto" w:val="clear"/>
             <w:tcMar>
               <w:top w:type="dxa" w:w="60"/>
@@ -7157,7 +7158,7 @@
         </w:tc>
         <w:tc>
           <w:tcPr>
-            <w:tcW w:type="dxa" w:w="1700"/>
+            <w:tcW w:type="dxa" w:w="1050"/>
             <w:shd w:fill="EDF0F3" w:color="auto" w:val="clear"/>
             <w:tcMar>
               <w:top w:type="dxa" w:w="60"/>
@@ -7186,7 +7187,7 @@
         </w:tc>
         <w:tc>
           <w:tcPr>
-            <w:tcW w:type="dxa" w:w="1700"/>
+            <w:tcW w:type="dxa" w:w="1200"/>
             <w:shd w:fill="EDF0F3" w:color="auto" w:val="clear"/>
             <w:tcMar>
               <w:top w:type="dxa" w:w="60"/>
@@ -7215,7 +7216,7 @@
         </w:tc>
         <w:tc>
           <w:tcPr>
-            <w:tcW w:type="dxa" w:w="1900"/>
+            <w:tcW w:type="dxa" w:w="1600"/>
             <w:shd w:fill="EDF0F3" w:color="auto" w:val="clear"/>
             <w:tcMar>
               <w:top w:type="dxa" w:w="60"/>
@@ -7238,13 +7239,42 @@
                 <w:sz w:val="18"/>
                 <w:szCs w:val="18"/>
               </w:rPr>
-              <w:t xml:space="preserve">煞停</w:t>
-            </w:r>
-          </w:p>
-        </w:tc>
-        <w:tc>
-          <w:tcPr>
-            <w:tcW w:type="dxa" w:w="1860"/>
+              <w:t xml:space="preserve">煞停＋5</w:t>
+            </w:r>
+          </w:p>
+        </w:tc>
+        <w:tc>
+          <w:tcPr>
+            <w:tcW w:type="dxa" w:w="1500"/>
+            <w:shd w:fill="EDF0F3" w:color="auto" w:val="clear"/>
+            <w:tcMar>
+              <w:top w:type="dxa" w:w="60"/>
+              <w:left w:type="dxa" w:w="95"/>
+              <w:bottom w:type="dxa" w:w="60"/>
+              <w:right w:type="dxa" w:w="95"/>
+            </w:tcMar>
+            <w:vAlign w:val="center"/>
+          </w:tcPr>
+          <w:p>
+            <w:pPr>
+              <w:spacing w:after="0" w:line="265"/>
+            </w:pPr>
+            <w:r>
+              <w:rPr>
+                <w:rFonts w:ascii="微軟正黑體" w:cs="微軟正黑體" w:eastAsia="微軟正黑體" w:hAnsi="微軟正黑體"/>
+                <w:b/>
+                <w:bCs/>
+                <w:color w:val="1B1B1B"/>
+                <w:sz w:val="18"/>
+                <w:szCs w:val="18"/>
+              </w:rPr>
+              <w:t xml:space="preserve">目標在</w:t>
+            </w:r>
+          </w:p>
+        </w:tc>
+        <w:tc>
+          <w:tcPr>
+            <w:tcW w:type="dxa" w:w="1710"/>
             <w:shd w:fill="EDF0F3" w:color="auto" w:val="clear"/>
             <w:tcMar>
               <w:top w:type="dxa" w:w="60"/>
@@ -7279,7 +7309,7 @@
         </w:trPr>
         <w:tc>
           <w:tcPr>
-            <w:tcW w:type="dxa" w:w="2200"/>
+            <w:tcW w:type="dxa" w:w="2300"/>
             <w:tcMar>
               <w:top w:type="dxa" w:w="60"/>
               <w:left w:type="dxa" w:w="95"/>
@@ -7307,7 +7337,7 @@
         </w:tc>
         <w:tc>
           <w:tcPr>
-            <w:tcW w:type="dxa" w:w="1700"/>
+            <w:tcW w:type="dxa" w:w="1050"/>
             <w:tcMar>
               <w:top w:type="dxa" w:w="60"/>
               <w:left w:type="dxa" w:w="95"/>
@@ -7335,7 +7365,7 @@
         </w:tc>
         <w:tc>
           <w:tcPr>
-            <w:tcW w:type="dxa" w:w="1700"/>
+            <w:tcW w:type="dxa" w:w="1200"/>
             <w:tcMar>
               <w:top w:type="dxa" w:w="60"/>
               <w:left w:type="dxa" w:w="95"/>
@@ -7363,35 +7393,7 @@
         </w:tc>
         <w:tc>
           <w:tcPr>
-            <w:tcW w:type="dxa" w:w="1900"/>
-            <w:tcMar>
-              <w:top w:type="dxa" w:w="60"/>
-              <w:left w:type="dxa" w:w="95"/>
-              <w:bottom w:type="dxa" w:w="60"/>
-              <w:right w:type="dxa" w:w="95"/>
-            </w:tcMar>
-            <w:vAlign w:val="center"/>
-          </w:tcPr>
-          <w:p>
-            <w:pPr>
-              <w:spacing w:after="0" w:line="265"/>
-            </w:pPr>
-            <w:r>
-              <w:rPr>
-                <w:rFonts w:ascii="微軟正黑體" w:cs="微軟正黑體" w:eastAsia="微軟正黑體" w:hAnsi="微軟正黑體"/>
-                <w:b w:val="false"/>
-                <w:bCs w:val="false"/>
-                <w:color w:val="1B1B1B"/>
-                <w:sz w:val="18"/>
-                <w:szCs w:val="18"/>
-              </w:rPr>
-              <w:t xml:space="preserve">4.2 m</w:t>
-            </w:r>
-          </w:p>
-        </w:tc>
-        <w:tc>
-          <w:tcPr>
-            <w:tcW w:type="dxa" w:w="1860"/>
+            <w:tcW w:type="dxa" w:w="1600"/>
             <w:tcMar>
               <w:top w:type="dxa" w:w="60"/>
               <w:left w:type="dxa" w:w="95"/>
@@ -7414,6 +7416,62 @@
                 <w:szCs w:val="18"/>
               </w:rPr>
               <w:t xml:space="preserve">9 m</w:t>
+            </w:r>
+          </w:p>
+        </w:tc>
+        <w:tc>
+          <w:tcPr>
+            <w:tcW w:type="dxa" w:w="1500"/>
+            <w:tcMar>
+              <w:top w:type="dxa" w:w="60"/>
+              <w:left w:type="dxa" w:w="95"/>
+              <w:bottom w:type="dxa" w:w="60"/>
+              <w:right w:type="dxa" w:w="95"/>
+            </w:tcMar>
+            <w:vAlign w:val="center"/>
+          </w:tcPr>
+          <w:p>
+            <w:pPr>
+              <w:spacing w:after="0" w:line="265"/>
+            </w:pPr>
+            <w:r>
+              <w:rPr>
+                <w:rFonts w:ascii="微軟正黑體" w:cs="微軟正黑體" w:eastAsia="微軟正黑體" w:hAnsi="微軟正黑體"/>
+                <w:b w:val="false"/>
+                <w:bCs w:val="false"/>
+                <w:color w:val="1B1B1B"/>
+                <w:sz w:val="18"/>
+                <w:szCs w:val="18"/>
+              </w:rPr>
+              <w:t xml:space="preserve">40 m</w:t>
+            </w:r>
+          </w:p>
+        </w:tc>
+        <w:tc>
+          <w:tcPr>
+            <w:tcW w:type="dxa" w:w="1710"/>
+            <w:tcMar>
+              <w:top w:type="dxa" w:w="60"/>
+              <w:left w:type="dxa" w:w="95"/>
+              <w:bottom w:type="dxa" w:w="60"/>
+              <w:right w:type="dxa" w:w="95"/>
+            </w:tcMar>
+            <w:vAlign w:val="center"/>
+          </w:tcPr>
+          <w:p>
+            <w:pPr>
+              <w:spacing w:after="0" w:line="265"/>
+            </w:pPr>
+            <w:r>
+              <w:rPr>
+                <w:rFonts w:ascii="微軟正黑體" w:cs="微軟正黑體" w:eastAsia="微軟正黑體" w:hAnsi="微軟正黑體"/>
+                <w:b w:val="false"/>
+                <w:bCs w:val="false"/>
+                <w:color w:val="1B1B1B"/>
+                <w:sz w:val="18"/>
+                <w:szCs w:val="18"/>
+              </w:rPr>
+              <w:t xml:space="preserve">40 m</w:t>
             </w:r>
           </w:p>
         </w:tc>
@@ -7425,7 +7483,7 @@
         </w:trPr>
         <w:tc>
           <w:tcPr>
-            <w:tcW w:type="dxa" w:w="2200"/>
+            <w:tcW w:type="dxa" w:w="2300"/>
             <w:tcMar>
               <w:top w:type="dxa" w:w="60"/>
               <w:left w:type="dxa" w:w="95"/>
@@ -7453,7 +7511,7 @@
         </w:tc>
         <w:tc>
           <w:tcPr>
-            <w:tcW w:type="dxa" w:w="1700"/>
+            <w:tcW w:type="dxa" w:w="1050"/>
             <w:tcMar>
               <w:top w:type="dxa" w:w="60"/>
               <w:left w:type="dxa" w:w="95"/>
@@ -7481,7 +7539,7 @@
         </w:tc>
         <w:tc>
           <w:tcPr>
-            <w:tcW w:type="dxa" w:w="1700"/>
+            <w:tcW w:type="dxa" w:w="1200"/>
             <w:tcMar>
               <w:top w:type="dxa" w:w="60"/>
               <w:left w:type="dxa" w:w="95"/>
@@ -7509,35 +7567,7 @@
         </w:tc>
         <w:tc>
           <w:tcPr>
-            <w:tcW w:type="dxa" w:w="1900"/>
-            <w:tcMar>
-              <w:top w:type="dxa" w:w="60"/>
-              <w:left w:type="dxa" w:w="95"/>
-              <w:bottom w:type="dxa" w:w="60"/>
-              <w:right w:type="dxa" w:w="95"/>
-            </w:tcMar>
-            <w:vAlign w:val="center"/>
-          </w:tcPr>
-          <w:p>
-            <w:pPr>
-              <w:spacing w:after="0" w:line="265"/>
-            </w:pPr>
-            <w:r>
-              <w:rPr>
-                <w:rFonts w:ascii="微軟正黑體" w:cs="微軟正黑體" w:eastAsia="微軟正黑體" w:hAnsi="微軟正黑體"/>
-                <w:b w:val="false"/>
-                <w:bCs w:val="false"/>
-                <w:color w:val="1B1B1B"/>
-                <w:sz w:val="18"/>
-                <w:szCs w:val="18"/>
-              </w:rPr>
-              <w:t xml:space="preserve">13.6 m</w:t>
-            </w:r>
-          </w:p>
-        </w:tc>
-        <w:tc>
-          <w:tcPr>
-            <w:tcW w:type="dxa" w:w="1860"/>
+            <w:tcW w:type="dxa" w:w="1600"/>
             <w:tcMar>
               <w:top w:type="dxa" w:w="60"/>
               <w:left w:type="dxa" w:w="95"/>
@@ -7560,6 +7590,62 @@
                 <w:szCs w:val="18"/>
               </w:rPr>
               <w:t xml:space="preserve">19 m</w:t>
+            </w:r>
+          </w:p>
+        </w:tc>
+        <w:tc>
+          <w:tcPr>
+            <w:tcW w:type="dxa" w:w="1500"/>
+            <w:tcMar>
+              <w:top w:type="dxa" w:w="60"/>
+              <w:left w:type="dxa" w:w="95"/>
+              <w:bottom w:type="dxa" w:w="60"/>
+              <w:right w:type="dxa" w:w="95"/>
+            </w:tcMar>
+            <w:vAlign w:val="center"/>
+          </w:tcPr>
+          <w:p>
+            <w:pPr>
+              <w:spacing w:after="0" w:line="265"/>
+            </w:pPr>
+            <w:r>
+              <w:rPr>
+                <w:rFonts w:ascii="微軟正黑體" w:cs="微軟正黑體" w:eastAsia="微軟正黑體" w:hAnsi="微軟正黑體"/>
+                <w:b w:val="false"/>
+                <w:bCs w:val="false"/>
+                <w:color w:val="1B1B1B"/>
+                <w:sz w:val="18"/>
+                <w:szCs w:val="18"/>
+              </w:rPr>
+              <w:t xml:space="preserve">40 m</w:t>
+            </w:r>
+          </w:p>
+        </w:tc>
+        <w:tc>
+          <w:tcPr>
+            <w:tcW w:type="dxa" w:w="1710"/>
+            <w:tcMar>
+              <w:top w:type="dxa" w:w="60"/>
+              <w:left w:type="dxa" w:w="95"/>
+              <w:bottom w:type="dxa" w:w="60"/>
+              <w:right w:type="dxa" w:w="95"/>
+            </w:tcMar>
+            <w:vAlign w:val="center"/>
+          </w:tcPr>
+          <w:p>
+            <w:pPr>
+              <w:spacing w:after="0" w:line="265"/>
+            </w:pPr>
+            <w:r>
+              <w:rPr>
+                <w:rFonts w:ascii="微軟正黑體" w:cs="微軟正黑體" w:eastAsia="微軟正黑體" w:hAnsi="微軟正黑體"/>
+                <w:b w:val="false"/>
+                <w:bCs w:val="false"/>
+                <w:color w:val="1B1B1B"/>
+                <w:sz w:val="18"/>
+                <w:szCs w:val="18"/>
+              </w:rPr>
+              <w:t xml:space="preserve">40 m</w:t>
             </w:r>
           </w:p>
         </w:tc>
@@ -7571,7 +7657,7 @@
         </w:trPr>
         <w:tc>
           <w:tcPr>
-            <w:tcW w:type="dxa" w:w="2200"/>
+            <w:tcW w:type="dxa" w:w="2300"/>
             <w:tcMar>
               <w:top w:type="dxa" w:w="60"/>
               <w:left w:type="dxa" w:w="95"/>
@@ -7599,7 +7685,7 @@
         </w:tc>
         <w:tc>
           <w:tcPr>
-            <w:tcW w:type="dxa" w:w="1700"/>
+            <w:tcW w:type="dxa" w:w="1050"/>
             <w:tcMar>
               <w:top w:type="dxa" w:w="60"/>
               <w:left w:type="dxa" w:w="95"/>
@@ -7627,7 +7713,7 @@
         </w:tc>
         <w:tc>
           <w:tcPr>
-            <w:tcW w:type="dxa" w:w="1700"/>
+            <w:tcW w:type="dxa" w:w="1200"/>
             <w:tcMar>
               <w:top w:type="dxa" w:w="60"/>
               <w:left w:type="dxa" w:w="95"/>
@@ -7655,35 +7741,7 @@
         </w:tc>
         <w:tc>
           <w:tcPr>
-            <w:tcW w:type="dxa" w:w="1900"/>
-            <w:tcMar>
-              <w:top w:type="dxa" w:w="60"/>
-              <w:left w:type="dxa" w:w="95"/>
-              <w:bottom w:type="dxa" w:w="60"/>
-              <w:right w:type="dxa" w:w="95"/>
-            </w:tcMar>
-            <w:vAlign w:val="center"/>
-          </w:tcPr>
-          <w:p>
-            <w:pPr>
-              <w:spacing w:after="0" w:line="265"/>
-            </w:pPr>
-            <w:r>
-              <w:rPr>
-                <w:rFonts w:ascii="微軟正黑體" w:cs="微軟正黑體" w:eastAsia="微軟正黑體" w:hAnsi="微軟正黑體"/>
-                <w:b w:val="false"/>
-                <w:bCs w:val="false"/>
-                <w:color w:val="1B1B1B"/>
-                <w:sz w:val="18"/>
-                <w:szCs w:val="18"/>
-              </w:rPr>
-              <w:t xml:space="preserve">72.6 m</w:t>
-            </w:r>
-          </w:p>
-        </w:tc>
-        <w:tc>
-          <w:tcPr>
-            <w:tcW w:type="dxa" w:w="1860"/>
+            <w:tcW w:type="dxa" w:w="1600"/>
             <w:tcMar>
               <w:top w:type="dxa" w:w="60"/>
               <w:left w:type="dxa" w:w="95"/>
@@ -7706,6 +7764,62 @@
                 <w:szCs w:val="18"/>
               </w:rPr>
               <w:t xml:space="preserve">78 m</w:t>
+            </w:r>
+          </w:p>
+        </w:tc>
+        <w:tc>
+          <w:tcPr>
+            <w:tcW w:type="dxa" w:w="1500"/>
+            <w:tcMar>
+              <w:top w:type="dxa" w:w="60"/>
+              <w:left w:type="dxa" w:w="95"/>
+              <w:bottom w:type="dxa" w:w="60"/>
+              <w:right w:type="dxa" w:w="95"/>
+            </w:tcMar>
+            <w:vAlign w:val="center"/>
+          </w:tcPr>
+          <w:p>
+            <w:pPr>
+              <w:spacing w:after="0" w:line="265"/>
+            </w:pPr>
+            <w:r>
+              <w:rPr>
+                <w:rFonts w:ascii="微軟正黑體" w:cs="微軟正黑體" w:eastAsia="微軟正黑體" w:hAnsi="微軟正黑體"/>
+                <w:b w:val="false"/>
+                <w:bCs w:val="false"/>
+                <w:color w:val="1B1B1B"/>
+                <w:sz w:val="18"/>
+                <w:szCs w:val="18"/>
+              </w:rPr>
+              <w:t xml:space="preserve">150 m</w:t>
+            </w:r>
+          </w:p>
+        </w:tc>
+        <w:tc>
+          <w:tcPr>
+            <w:tcW w:type="dxa" w:w="1710"/>
+            <w:tcMar>
+              <w:top w:type="dxa" w:w="60"/>
+              <w:left w:type="dxa" w:w="95"/>
+              <w:bottom w:type="dxa" w:w="60"/>
+              <w:right w:type="dxa" w:w="95"/>
+            </w:tcMar>
+            <w:vAlign w:val="center"/>
+          </w:tcPr>
+          <w:p>
+            <w:pPr>
+              <w:spacing w:after="0" w:line="265"/>
+            </w:pPr>
+            <w:r>
+              <w:rPr>
+                <w:rFonts w:ascii="微軟正黑體" w:cs="微軟正黑體" w:eastAsia="微軟正黑體" w:hAnsi="微軟正黑體"/>
+                <w:b w:val="false"/>
+                <w:bCs w:val="false"/>
+                <w:color w:val="1B1B1B"/>
+                <w:sz w:val="18"/>
+                <w:szCs w:val="18"/>
+              </w:rPr>
+              <w:t xml:space="preserve">150 m</w:t>
             </w:r>
           </w:p>
         </w:tc>
@@ -7723,6 +7837,22 @@
           <w:szCs w:val="22"/>
         </w:rPr>
         <w:t xml:space="preserve"/>
+      </w:r>
+    </w:p>
+    <w:p>
+      <w:pPr>
+        <w:widowControl/>
+        <w:spacing w:after="100" w:before="0" w:line="312"/>
+        <w:ind w:left="0" w:firstLine="0"/>
+      </w:pPr>
+      <w:r>
+        <w:rPr>
+          <w:rFonts w:ascii="微軟正黑體" w:cs="微軟正黑體" w:eastAsia="微軟正黑體" w:hAnsi="微軟正黑體"/>
+          <w:color w:val="1B1B1B"/>
+          <w:sz w:val="22"/>
+          <w:szCs w:val="22"/>
+        </w:rPr>
+        <w:t xml:space="preserve">三個情境裡，前兩個是「目標比煞停遠」，最後一個也是——所以本課的三個情境，測距門檻其實都由目標距離決定。這不是巧合：慢速的時候煞停距離很短，快速的時候你又需要看得更遠。</w:t>
       </w:r>
     </w:p>
     <w:p>
